--- a/Диплом Серегин Н.В.docx
+++ b/Диплом Серегин Н.В.docx
@@ -21060,7 +21060,7 @@
           <v:shape id="_x0000_i1025" type="#_x0000_t75" style="width:468.75pt;height:334.5pt" o:ole="">
             <v:imagedata r:id="rId19" o:title=""/>
           </v:shape>
-          <o:OLEObject Type="Embed" ProgID="Visio.Drawing.15" ShapeID="_x0000_i1025" DrawAspect="Content" ObjectID="_1841999507" r:id="rId20"/>
+          <o:OLEObject Type="Embed" ProgID="Visio.Drawing.15" ShapeID="_x0000_i1025" DrawAspect="Content" ObjectID="_1842416173" r:id="rId20"/>
         </w:object>
       </w:r>
     </w:p>
@@ -24453,7 +24453,6 @@
           <w:rFonts w:ascii="Cascadia Mono" w:hAnsi="Cascadia Mono"/>
           <w:sz w:val="20"/>
           <w:szCs w:val="20"/>
-          <w:lang w:val="en-US"/>
         </w:rPr>
       </w:pPr>
       <w:r>
@@ -24470,7 +24469,6 @@
           <w:rFonts w:ascii="Cascadia Mono" w:hAnsi="Cascadia Mono"/>
           <w:sz w:val="20"/>
           <w:szCs w:val="20"/>
-          <w:lang w:val="en-US"/>
         </w:rPr>
         <w:t>_</w:t>
       </w:r>
@@ -24488,7 +24486,6 @@
           <w:rFonts w:ascii="Cascadia Mono" w:hAnsi="Cascadia Mono"/>
           <w:sz w:val="20"/>
           <w:szCs w:val="20"/>
-          <w:lang w:val="en-US"/>
         </w:rPr>
         <w:t xml:space="preserve"> = </w:t>
       </w:r>
@@ -24506,7 +24503,6 @@
           <w:rFonts w:ascii="Cascadia Mono" w:hAnsi="Cascadia Mono"/>
           <w:sz w:val="20"/>
           <w:szCs w:val="20"/>
-          <w:lang w:val="en-US"/>
         </w:rPr>
         <w:t xml:space="preserve">;          // </w:t>
       </w:r>
@@ -24523,7 +24519,6 @@
           <w:rFonts w:ascii="Cascadia Mono" w:hAnsi="Cascadia Mono"/>
           <w:sz w:val="20"/>
           <w:szCs w:val="20"/>
-          <w:lang w:val="en-US"/>
         </w:rPr>
         <w:t xml:space="preserve"> </w:t>
       </w:r>
@@ -24540,7 +24535,6 @@
           <w:rFonts w:ascii="Cascadia Mono" w:hAnsi="Cascadia Mono"/>
           <w:sz w:val="20"/>
           <w:szCs w:val="20"/>
-          <w:lang w:val="en-US"/>
         </w:rPr>
         <w:t xml:space="preserve"> </w:t>
       </w:r>
@@ -24560,15 +24554,13 @@
           <w:rFonts w:ascii="Cascadia Mono" w:hAnsi="Cascadia Mono"/>
           <w:sz w:val="20"/>
           <w:szCs w:val="20"/>
-          <w:lang w:val="en-US"/>
-        </w:rPr>
-      </w:pPr>
-      <w:r>
-        <w:rPr>
-          <w:rFonts w:ascii="Cascadia Mono" w:hAnsi="Cascadia Mono"/>
-          <w:sz w:val="20"/>
-          <w:szCs w:val="20"/>
-          <w:lang w:val="en-US"/>
+        </w:rPr>
+      </w:pPr>
+      <w:r>
+        <w:rPr>
+          <w:rFonts w:ascii="Cascadia Mono" w:hAnsi="Cascadia Mono"/>
+          <w:sz w:val="20"/>
+          <w:szCs w:val="20"/>
         </w:rPr>
         <w:t xml:space="preserve">    </w:t>
       </w:r>
@@ -24586,7 +24578,6 @@
           <w:rFonts w:ascii="Cascadia Mono" w:hAnsi="Cascadia Mono"/>
           <w:sz w:val="20"/>
           <w:szCs w:val="20"/>
-          <w:lang w:val="en-US"/>
         </w:rPr>
         <w:t xml:space="preserve">();                      // </w:t>
       </w:r>
@@ -24603,7 +24594,6 @@
           <w:rFonts w:ascii="Cascadia Mono" w:hAnsi="Cascadia Mono"/>
           <w:sz w:val="20"/>
           <w:szCs w:val="20"/>
-          <w:lang w:val="en-US"/>
         </w:rPr>
         <w:t xml:space="preserve"> </w:t>
       </w:r>
@@ -24623,15 +24613,13 @@
           <w:rFonts w:ascii="Cascadia Mono" w:hAnsi="Cascadia Mono"/>
           <w:sz w:val="20"/>
           <w:szCs w:val="20"/>
-          <w:lang w:val="en-US"/>
-        </w:rPr>
-      </w:pPr>
-      <w:r>
-        <w:rPr>
-          <w:rFonts w:ascii="Cascadia Mono" w:hAnsi="Cascadia Mono"/>
-          <w:sz w:val="20"/>
-          <w:szCs w:val="20"/>
-          <w:lang w:val="en-US"/>
+        </w:rPr>
+      </w:pPr>
+      <w:r>
+        <w:rPr>
+          <w:rFonts w:ascii="Cascadia Mono" w:hAnsi="Cascadia Mono"/>
+          <w:sz w:val="20"/>
+          <w:szCs w:val="20"/>
         </w:rPr>
         <w:t>}</w:t>
       </w:r>
@@ -24643,7 +24631,6 @@
           <w:rFonts w:ascii="Cascadia Mono" w:hAnsi="Cascadia Mono"/>
           <w:sz w:val="20"/>
           <w:szCs w:val="20"/>
-          <w:lang w:val="en-US"/>
         </w:rPr>
       </w:pPr>
       <w:r>
@@ -24660,7 +24647,6 @@
           <w:rFonts w:ascii="Cascadia Mono" w:hAnsi="Cascadia Mono"/>
           <w:sz w:val="20"/>
           <w:szCs w:val="20"/>
-          <w:lang w:val="en-US"/>
         </w:rPr>
         <w:t xml:space="preserve"> </w:t>
       </w:r>
@@ -24678,7 +24664,6 @@
           <w:rFonts w:ascii="Cascadia Mono" w:hAnsi="Cascadia Mono"/>
           <w:sz w:val="20"/>
           <w:szCs w:val="20"/>
-          <w:lang w:val="en-US"/>
         </w:rPr>
         <w:t xml:space="preserve"> </w:t>
       </w:r>
@@ -24696,7 +24681,6 @@
           <w:rFonts w:ascii="Cascadia Mono" w:hAnsi="Cascadia Mono"/>
           <w:sz w:val="20"/>
           <w:szCs w:val="20"/>
-          <w:lang w:val="en-US"/>
         </w:rPr>
         <w:t>()</w:t>
       </w:r>
@@ -24708,15 +24692,13 @@
           <w:rFonts w:ascii="Cascadia Mono" w:hAnsi="Cascadia Mono"/>
           <w:sz w:val="20"/>
           <w:szCs w:val="20"/>
-          <w:lang w:val="en-US"/>
-        </w:rPr>
-      </w:pPr>
-      <w:r>
-        <w:rPr>
-          <w:rFonts w:ascii="Cascadia Mono" w:hAnsi="Cascadia Mono"/>
-          <w:sz w:val="20"/>
-          <w:szCs w:val="20"/>
-          <w:lang w:val="en-US"/>
+        </w:rPr>
+      </w:pPr>
+      <w:r>
+        <w:rPr>
+          <w:rFonts w:ascii="Cascadia Mono" w:hAnsi="Cascadia Mono"/>
+          <w:sz w:val="20"/>
+          <w:szCs w:val="20"/>
         </w:rPr>
         <w:t>{</w:t>
       </w:r>
@@ -24728,15 +24710,13 @@
           <w:rFonts w:ascii="Cascadia Mono" w:hAnsi="Cascadia Mono"/>
           <w:sz w:val="20"/>
           <w:szCs w:val="20"/>
-          <w:lang w:val="en-US"/>
-        </w:rPr>
-      </w:pPr>
-      <w:r>
-        <w:rPr>
-          <w:rFonts w:ascii="Cascadia Mono" w:hAnsi="Cascadia Mono"/>
-          <w:sz w:val="20"/>
-          <w:szCs w:val="20"/>
-          <w:lang w:val="en-US"/>
+        </w:rPr>
+      </w:pPr>
+      <w:r>
+        <w:rPr>
+          <w:rFonts w:ascii="Cascadia Mono" w:hAnsi="Cascadia Mono"/>
+          <w:sz w:val="20"/>
+          <w:szCs w:val="20"/>
         </w:rPr>
         <w:t xml:space="preserve">    </w:t>
       </w:r>
@@ -24754,7 +24734,6 @@
           <w:rFonts w:ascii="Cascadia Mono" w:hAnsi="Cascadia Mono"/>
           <w:sz w:val="20"/>
           <w:szCs w:val="20"/>
-          <w:lang w:val="en-US"/>
         </w:rPr>
         <w:t xml:space="preserve"> </w:t>
       </w:r>
@@ -24772,7 +24751,6 @@
           <w:rFonts w:ascii="Cascadia Mono" w:hAnsi="Cascadia Mono"/>
           <w:sz w:val="20"/>
           <w:szCs w:val="20"/>
-          <w:lang w:val="en-US"/>
         </w:rPr>
         <w:t xml:space="preserve"> = </w:t>
       </w:r>
@@ -24790,7 +24768,6 @@
           <w:rFonts w:ascii="Cascadia Mono" w:hAnsi="Cascadia Mono"/>
           <w:sz w:val="20"/>
           <w:szCs w:val="20"/>
-          <w:lang w:val="en-US"/>
         </w:rPr>
         <w:t>.</w:t>
       </w:r>
@@ -24808,7 +24785,6 @@
           <w:rFonts w:ascii="Cascadia Mono" w:hAnsi="Cascadia Mono"/>
           <w:sz w:val="20"/>
           <w:szCs w:val="20"/>
-          <w:lang w:val="en-US"/>
         </w:rPr>
         <w:t>.</w:t>
       </w:r>
@@ -24826,7 +24802,6 @@
           <w:rFonts w:ascii="Cascadia Mono" w:hAnsi="Cascadia Mono"/>
           <w:sz w:val="20"/>
           <w:szCs w:val="20"/>
-          <w:lang w:val="en-US"/>
         </w:rPr>
         <w:t xml:space="preserve">(); // </w:t>
       </w:r>
@@ -24843,7 +24818,6 @@
           <w:rFonts w:ascii="Cascadia Mono" w:hAnsi="Cascadia Mono"/>
           <w:sz w:val="20"/>
           <w:szCs w:val="20"/>
-          <w:lang w:val="en-US"/>
         </w:rPr>
         <w:t xml:space="preserve"> </w:t>
       </w:r>
@@ -24860,7 +24834,6 @@
           <w:rFonts w:ascii="Cascadia Mono" w:hAnsi="Cascadia Mono"/>
           <w:sz w:val="20"/>
           <w:szCs w:val="20"/>
-          <w:lang w:val="en-US"/>
         </w:rPr>
         <w:t xml:space="preserve"> </w:t>
       </w:r>
@@ -24880,26 +24853,23 @@
           <w:rFonts w:ascii="Cascadia Mono" w:hAnsi="Cascadia Mono"/>
           <w:sz w:val="20"/>
           <w:szCs w:val="20"/>
-          <w:lang w:val="en-US"/>
-        </w:rPr>
-      </w:pPr>
-    </w:p>
-    <w:p>
-      <w:pPr>
-        <w:spacing w:line="240" w:lineRule="auto"/>
-        <w:rPr>
-          <w:rFonts w:ascii="Cascadia Mono" w:hAnsi="Cascadia Mono"/>
-          <w:sz w:val="20"/>
-          <w:szCs w:val="20"/>
-          <w:lang w:val="en-US"/>
-        </w:rPr>
-      </w:pPr>
-      <w:r>
-        <w:rPr>
-          <w:rFonts w:ascii="Cascadia Mono" w:hAnsi="Cascadia Mono"/>
-          <w:sz w:val="20"/>
-          <w:szCs w:val="20"/>
-          <w:lang w:val="en-US"/>
+        </w:rPr>
+      </w:pPr>
+    </w:p>
+    <w:p>
+      <w:pPr>
+        <w:spacing w:line="240" w:lineRule="auto"/>
+        <w:rPr>
+          <w:rFonts w:ascii="Cascadia Mono" w:hAnsi="Cascadia Mono"/>
+          <w:sz w:val="20"/>
+          <w:szCs w:val="20"/>
+        </w:rPr>
+      </w:pPr>
+      <w:r>
+        <w:rPr>
+          <w:rFonts w:ascii="Cascadia Mono" w:hAnsi="Cascadia Mono"/>
+          <w:sz w:val="20"/>
+          <w:szCs w:val="20"/>
         </w:rPr>
         <w:t xml:space="preserve">    </w:t>
       </w:r>
@@ -24917,7 +24887,6 @@
           <w:rFonts w:ascii="Cascadia Mono" w:hAnsi="Cascadia Mono"/>
           <w:sz w:val="20"/>
           <w:szCs w:val="20"/>
-          <w:lang w:val="en-US"/>
         </w:rPr>
         <w:t>_</w:t>
       </w:r>
@@ -24935,7 +24904,6 @@
           <w:rFonts w:ascii="Cascadia Mono" w:hAnsi="Cascadia Mono"/>
           <w:sz w:val="20"/>
           <w:szCs w:val="20"/>
-          <w:lang w:val="en-US"/>
         </w:rPr>
         <w:t>)</w:t>
       </w:r>
@@ -24947,7 +24915,430 @@
           <w:rFonts w:ascii="Cascadia Mono" w:hAnsi="Cascadia Mono"/>
           <w:sz w:val="20"/>
           <w:szCs w:val="20"/>
-          <w:lang w:val="en-US"/>
+        </w:rPr>
+      </w:pPr>
+      <w:r>
+        <w:rPr>
+          <w:rFonts w:ascii="Cascadia Mono" w:hAnsi="Cascadia Mono"/>
+          <w:sz w:val="20"/>
+          <w:szCs w:val="20"/>
+        </w:rPr>
+        <w:t xml:space="preserve">    {</w:t>
+      </w:r>
+    </w:p>
+    <w:p>
+      <w:pPr>
+        <w:spacing w:line="240" w:lineRule="auto"/>
+        <w:rPr>
+          <w:rFonts w:ascii="Cascadia Mono" w:hAnsi="Cascadia Mono"/>
+          <w:sz w:val="20"/>
+          <w:szCs w:val="20"/>
+        </w:rPr>
+      </w:pPr>
+      <w:r>
+        <w:rPr>
+          <w:rFonts w:ascii="Cascadia Mono" w:hAnsi="Cascadia Mono"/>
+          <w:sz w:val="20"/>
+          <w:szCs w:val="20"/>
+        </w:rPr>
+        <w:t xml:space="preserve">        </w:t>
+      </w:r>
+      <w:r>
+        <w:rPr>
+          <w:rFonts w:ascii="Cascadia Mono" w:hAnsi="Cascadia Mono"/>
+          <w:sz w:val="20"/>
+          <w:szCs w:val="20"/>
+          <w:lang w:val="en-US"/>
+        </w:rPr>
+        <w:t>ShowError</w:t>
+      </w:r>
+      <w:r>
+        <w:rPr>
+          <w:rFonts w:ascii="Cascadia Mono" w:hAnsi="Cascadia Mono"/>
+          <w:sz w:val="20"/>
+          <w:szCs w:val="20"/>
+        </w:rPr>
+        <w:t>("</w:t>
+      </w:r>
+      <w:r>
+        <w:rPr>
+          <w:rFonts w:ascii="Cascadia Mono" w:hAnsi="Cascadia Mono"/>
+          <w:sz w:val="20"/>
+          <w:szCs w:val="20"/>
+        </w:rPr>
+        <w:t>Неверная</w:t>
+      </w:r>
+      <w:r>
+        <w:rPr>
+          <w:rFonts w:ascii="Cascadia Mono" w:hAnsi="Cascadia Mono"/>
+          <w:sz w:val="20"/>
+          <w:szCs w:val="20"/>
+        </w:rPr>
+        <w:t xml:space="preserve"> </w:t>
+      </w:r>
+      <w:r>
+        <w:rPr>
+          <w:rFonts w:ascii="Cascadia Mono" w:hAnsi="Cascadia Mono"/>
+          <w:sz w:val="20"/>
+          <w:szCs w:val="20"/>
+        </w:rPr>
+        <w:t>капча</w:t>
+      </w:r>
+      <w:r>
+        <w:rPr>
+          <w:rFonts w:ascii="Cascadia Mono" w:hAnsi="Cascadia Mono"/>
+          <w:sz w:val="20"/>
+          <w:szCs w:val="20"/>
+        </w:rPr>
+        <w:t xml:space="preserve">! </w:t>
+      </w:r>
+      <w:r>
+        <w:rPr>
+          <w:rFonts w:ascii="Cascadia Mono" w:hAnsi="Cascadia Mono"/>
+          <w:sz w:val="20"/>
+          <w:szCs w:val="20"/>
+        </w:rPr>
+        <w:t>Попробуйте</w:t>
+      </w:r>
+      <w:r>
+        <w:rPr>
+          <w:rFonts w:ascii="Cascadia Mono" w:hAnsi="Cascadia Mono"/>
+          <w:sz w:val="20"/>
+          <w:szCs w:val="20"/>
+        </w:rPr>
+        <w:t xml:space="preserve"> </w:t>
+      </w:r>
+      <w:r>
+        <w:rPr>
+          <w:rFonts w:ascii="Cascadia Mono" w:hAnsi="Cascadia Mono"/>
+          <w:sz w:val="20"/>
+          <w:szCs w:val="20"/>
+        </w:rPr>
+        <w:t>еще</w:t>
+      </w:r>
+      <w:r>
+        <w:rPr>
+          <w:rFonts w:ascii="Cascadia Mono" w:hAnsi="Cascadia Mono"/>
+          <w:sz w:val="20"/>
+          <w:szCs w:val="20"/>
+        </w:rPr>
+        <w:t xml:space="preserve"> </w:t>
+      </w:r>
+      <w:r>
+        <w:rPr>
+          <w:rFonts w:ascii="Cascadia Mono" w:hAnsi="Cascadia Mono"/>
+          <w:sz w:val="20"/>
+          <w:szCs w:val="20"/>
+        </w:rPr>
+        <w:t>раз</w:t>
+      </w:r>
+      <w:r>
+        <w:rPr>
+          <w:rFonts w:ascii="Cascadia Mono" w:hAnsi="Cascadia Mono"/>
+          <w:sz w:val="20"/>
+          <w:szCs w:val="20"/>
+        </w:rPr>
+        <w:t xml:space="preserve">."); // </w:t>
+      </w:r>
+      <w:r>
+        <w:rPr>
+          <w:rFonts w:ascii="Cascadia Mono" w:hAnsi="Cascadia Mono"/>
+          <w:sz w:val="20"/>
+          <w:szCs w:val="20"/>
+        </w:rPr>
+        <w:t>Сообщение</w:t>
+      </w:r>
+      <w:r>
+        <w:rPr>
+          <w:rFonts w:ascii="Cascadia Mono" w:hAnsi="Cascadia Mono"/>
+          <w:sz w:val="20"/>
+          <w:szCs w:val="20"/>
+        </w:rPr>
+        <w:t xml:space="preserve"> </w:t>
+      </w:r>
+      <w:r>
+        <w:rPr>
+          <w:rFonts w:ascii="Cascadia Mono" w:hAnsi="Cascadia Mono"/>
+          <w:sz w:val="20"/>
+          <w:szCs w:val="20"/>
+        </w:rPr>
+        <w:t>об</w:t>
+      </w:r>
+      <w:r>
+        <w:rPr>
+          <w:rFonts w:ascii="Cascadia Mono" w:hAnsi="Cascadia Mono"/>
+          <w:sz w:val="20"/>
+          <w:szCs w:val="20"/>
+        </w:rPr>
+        <w:t xml:space="preserve"> </w:t>
+      </w:r>
+      <w:r>
+        <w:rPr>
+          <w:rFonts w:ascii="Cascadia Mono" w:hAnsi="Cascadia Mono"/>
+          <w:sz w:val="20"/>
+          <w:szCs w:val="20"/>
+        </w:rPr>
+        <w:t>ошибке</w:t>
+      </w:r>
+    </w:p>
+    <w:p>
+      <w:pPr>
+        <w:spacing w:line="240" w:lineRule="auto"/>
+        <w:rPr>
+          <w:rFonts w:ascii="Cascadia Mono" w:hAnsi="Cascadia Mono"/>
+          <w:sz w:val="20"/>
+          <w:szCs w:val="20"/>
+        </w:rPr>
+      </w:pPr>
+      <w:r>
+        <w:rPr>
+          <w:rFonts w:ascii="Cascadia Mono" w:hAnsi="Cascadia Mono"/>
+          <w:sz w:val="20"/>
+          <w:szCs w:val="20"/>
+        </w:rPr>
+        <w:t xml:space="preserve">        </w:t>
+      </w:r>
+      <w:r>
+        <w:rPr>
+          <w:rFonts w:ascii="Cascadia Mono" w:hAnsi="Cascadia Mono"/>
+          <w:sz w:val="20"/>
+          <w:szCs w:val="20"/>
+          <w:lang w:val="en-US"/>
+        </w:rPr>
+        <w:t>GenerateNewCaptcha</w:t>
+      </w:r>
+      <w:r>
+        <w:rPr>
+          <w:rFonts w:ascii="Cascadia Mono" w:hAnsi="Cascadia Mono"/>
+          <w:sz w:val="20"/>
+          <w:szCs w:val="20"/>
+        </w:rPr>
+        <w:t xml:space="preserve">();           // </w:t>
+      </w:r>
+      <w:r>
+        <w:rPr>
+          <w:rFonts w:ascii="Cascadia Mono" w:hAnsi="Cascadia Mono"/>
+          <w:sz w:val="20"/>
+          <w:szCs w:val="20"/>
+        </w:rPr>
+        <w:t>Обновление</w:t>
+      </w:r>
+      <w:r>
+        <w:rPr>
+          <w:rFonts w:ascii="Cascadia Mono" w:hAnsi="Cascadia Mono"/>
+          <w:sz w:val="20"/>
+          <w:szCs w:val="20"/>
+        </w:rPr>
+        <w:t xml:space="preserve"> </w:t>
+      </w:r>
+      <w:r>
+        <w:rPr>
+          <w:rFonts w:ascii="Cascadia Mono" w:hAnsi="Cascadia Mono"/>
+          <w:sz w:val="20"/>
+          <w:szCs w:val="20"/>
+        </w:rPr>
+        <w:t>капчи</w:t>
+      </w:r>
+    </w:p>
+    <w:p>
+      <w:pPr>
+        <w:spacing w:line="240" w:lineRule="auto"/>
+        <w:rPr>
+          <w:rFonts w:ascii="Cascadia Mono" w:hAnsi="Cascadia Mono"/>
+          <w:sz w:val="20"/>
+          <w:szCs w:val="20"/>
+          <w:lang w:val="en-US"/>
+        </w:rPr>
+      </w:pPr>
+      <w:r>
+        <w:rPr>
+          <w:rFonts w:ascii="Cascadia Mono" w:hAnsi="Cascadia Mono"/>
+          <w:sz w:val="20"/>
+          <w:szCs w:val="20"/>
+        </w:rPr>
+        <w:t xml:space="preserve">        </w:t>
+      </w:r>
+      <w:r>
+        <w:rPr>
+          <w:rFonts w:ascii="Cascadia Mono" w:hAnsi="Cascadia Mono"/>
+          <w:sz w:val="20"/>
+          <w:szCs w:val="20"/>
+          <w:lang w:val="en-US"/>
+        </w:rPr>
+        <w:t>return;</w:t>
+      </w:r>
+    </w:p>
+    <w:p>
+      <w:pPr>
+        <w:spacing w:line="240" w:lineRule="auto"/>
+        <w:rPr>
+          <w:rFonts w:ascii="Cascadia Mono" w:hAnsi="Cascadia Mono"/>
+          <w:sz w:val="20"/>
+          <w:szCs w:val="20"/>
+          <w:lang w:val="en-US"/>
+        </w:rPr>
+      </w:pPr>
+      <w:r>
+        <w:rPr>
+          <w:rFonts w:ascii="Cascadia Mono" w:hAnsi="Cascadia Mono"/>
+          <w:sz w:val="20"/>
+          <w:szCs w:val="20"/>
+          <w:lang w:val="en-US"/>
+        </w:rPr>
+        <w:t xml:space="preserve">    }</w:t>
+      </w:r>
+    </w:p>
+    <w:p>
+      <w:pPr>
+        <w:spacing w:line="240" w:lineRule="auto"/>
+        <w:rPr>
+          <w:rFonts w:ascii="Cascadia Mono" w:hAnsi="Cascadia Mono"/>
+          <w:sz w:val="20"/>
+          <w:szCs w:val="20"/>
+          <w:lang w:val="en-US"/>
+        </w:rPr>
+      </w:pPr>
+    </w:p>
+    <w:p>
+      <w:pPr>
+        <w:spacing w:line="240" w:lineRule="auto"/>
+        <w:rPr>
+          <w:rFonts w:ascii="Cascadia Mono" w:hAnsi="Cascadia Mono"/>
+          <w:sz w:val="20"/>
+          <w:szCs w:val="20"/>
+          <w:lang w:val="en-US"/>
+        </w:rPr>
+      </w:pPr>
+      <w:r>
+        <w:rPr>
+          <w:rFonts w:ascii="Cascadia Mono" w:hAnsi="Cascadia Mono"/>
+          <w:sz w:val="20"/>
+          <w:szCs w:val="20"/>
+          <w:lang w:val="en-US"/>
+        </w:rPr>
+        <w:t xml:space="preserve">    _graceStartTime = DateTime.Now;</w:t>
+      </w:r>
+    </w:p>
+    <w:p>
+      <w:pPr>
+        <w:spacing w:line="240" w:lineRule="auto"/>
+        <w:rPr>
+          <w:rFonts w:ascii="Cascadia Mono" w:hAnsi="Cascadia Mono"/>
+          <w:sz w:val="20"/>
+          <w:szCs w:val="20"/>
+          <w:lang w:val="en-US"/>
+        </w:rPr>
+      </w:pPr>
+      <w:r>
+        <w:rPr>
+          <w:rFonts w:ascii="Cascadia Mono" w:hAnsi="Cascadia Mono"/>
+          <w:sz w:val="20"/>
+          <w:szCs w:val="20"/>
+          <w:lang w:val="en-US"/>
+        </w:rPr>
+        <w:t xml:space="preserve">    _captchaGraceUntil = _graceStartTime.Add(_captchaGracePeriod);</w:t>
+      </w:r>
+    </w:p>
+    <w:p>
+      <w:pPr>
+        <w:spacing w:line="240" w:lineRule="auto"/>
+        <w:rPr>
+          <w:rFonts w:ascii="Cascadia Mono" w:hAnsi="Cascadia Mono"/>
+          <w:sz w:val="20"/>
+          <w:szCs w:val="20"/>
+          <w:lang w:val="en-US"/>
+        </w:rPr>
+      </w:pPr>
+      <w:r>
+        <w:rPr>
+          <w:rFonts w:ascii="Cascadia Mono" w:hAnsi="Cascadia Mono"/>
+          <w:sz w:val="20"/>
+          <w:szCs w:val="20"/>
+          <w:lang w:val="en-US"/>
+        </w:rPr>
+        <w:t xml:space="preserve">    _smoothTimer.Start();                 // </w:t>
+      </w:r>
+      <w:r>
+        <w:rPr>
+          <w:rFonts w:ascii="Cascadia Mono" w:hAnsi="Cascadia Mono"/>
+          <w:sz w:val="20"/>
+          <w:szCs w:val="20"/>
+        </w:rPr>
+        <w:t>Запуск</w:t>
+      </w:r>
+      <w:r>
+        <w:rPr>
+          <w:rFonts w:ascii="Cascadia Mono" w:hAnsi="Cascadia Mono"/>
+          <w:sz w:val="20"/>
+          <w:szCs w:val="20"/>
+          <w:lang w:val="en-US"/>
+        </w:rPr>
+        <w:t xml:space="preserve"> </w:t>
+      </w:r>
+      <w:r>
+        <w:rPr>
+          <w:rFonts w:ascii="Cascadia Mono" w:hAnsi="Cascadia Mono"/>
+          <w:sz w:val="20"/>
+          <w:szCs w:val="20"/>
+        </w:rPr>
+        <w:t>плавного</w:t>
+      </w:r>
+      <w:r>
+        <w:rPr>
+          <w:rFonts w:ascii="Cascadia Mono" w:hAnsi="Cascadia Mono"/>
+          <w:sz w:val="20"/>
+          <w:szCs w:val="20"/>
+          <w:lang w:val="en-US"/>
+        </w:rPr>
+        <w:t xml:space="preserve"> </w:t>
+      </w:r>
+      <w:r>
+        <w:rPr>
+          <w:rFonts w:ascii="Cascadia Mono" w:hAnsi="Cascadia Mono"/>
+          <w:sz w:val="20"/>
+          <w:szCs w:val="20"/>
+        </w:rPr>
+        <w:t>таймера</w:t>
+      </w:r>
+    </w:p>
+    <w:p>
+      <w:pPr>
+        <w:spacing w:line="240" w:lineRule="auto"/>
+        <w:rPr>
+          <w:rFonts w:ascii="Cascadia Mono" w:hAnsi="Cascadia Mono"/>
+          <w:sz w:val="20"/>
+          <w:szCs w:val="20"/>
+          <w:lang w:val="en-US"/>
+        </w:rPr>
+      </w:pPr>
+    </w:p>
+    <w:p>
+      <w:pPr>
+        <w:spacing w:line="240" w:lineRule="auto"/>
+        <w:rPr>
+          <w:rFonts w:ascii="Cascadia Mono" w:hAnsi="Cascadia Mono"/>
+          <w:sz w:val="20"/>
+          <w:szCs w:val="20"/>
+          <w:lang w:val="en-US"/>
+        </w:rPr>
+      </w:pPr>
+      <w:r>
+        <w:rPr>
+          <w:rFonts w:ascii="Cascadia Mono" w:hAnsi="Cascadia Mono"/>
+          <w:sz w:val="20"/>
+          <w:szCs w:val="20"/>
+          <w:lang w:val="en-US"/>
+        </w:rPr>
+        <w:t xml:space="preserve">    if (string.IsNullOrWhiteSpace(_pendingLogin) || string.IsNullOrWhiteSpace(_pendingPassword))</w:t>
+      </w:r>
+    </w:p>
+    <w:p>
+      <w:pPr>
+        <w:spacing w:line="240" w:lineRule="auto"/>
+        <w:rPr>
+          <w:rFonts w:ascii="Cascadia Mono" w:hAnsi="Cascadia Mono"/>
+          <w:sz w:val="20"/>
+          <w:szCs w:val="20"/>
         </w:rPr>
       </w:pPr>
       <w:r>
@@ -24964,7 +25355,6 @@
           <w:rFonts w:ascii="Cascadia Mono" w:hAnsi="Cascadia Mono"/>
           <w:sz w:val="20"/>
           <w:szCs w:val="20"/>
-          <w:lang w:val="en-US"/>
         </w:rPr>
         <w:t>{</w:t>
       </w:r>
@@ -24976,15 +25366,32 @@
           <w:rFonts w:ascii="Cascadia Mono" w:hAnsi="Cascadia Mono"/>
           <w:sz w:val="20"/>
           <w:szCs w:val="20"/>
-          <w:lang w:val="en-US"/>
-        </w:rPr>
-      </w:pPr>
-      <w:r>
-        <w:rPr>
-          <w:rFonts w:ascii="Cascadia Mono" w:hAnsi="Cascadia Mono"/>
-          <w:sz w:val="20"/>
-          <w:szCs w:val="20"/>
-          <w:lang w:val="en-US"/>
+        </w:rPr>
+      </w:pPr>
+      <w:r>
+        <w:rPr>
+          <w:rFonts w:ascii="Cascadia Mono" w:hAnsi="Cascadia Mono"/>
+          <w:sz w:val="20"/>
+          <w:szCs w:val="20"/>
+        </w:rPr>
+        <w:t xml:space="preserve">        ShowError("Введите логин и пароль заново!");</w:t>
+      </w:r>
+    </w:p>
+    <w:p>
+      <w:pPr>
+        <w:spacing w:line="240" w:lineRule="auto"/>
+        <w:rPr>
+          <w:rFonts w:ascii="Cascadia Mono" w:hAnsi="Cascadia Mono"/>
+          <w:sz w:val="20"/>
+          <w:szCs w:val="20"/>
+          <w:lang w:val="en-US"/>
+        </w:rPr>
+      </w:pPr>
+      <w:r>
+        <w:rPr>
+          <w:rFonts w:ascii="Cascadia Mono" w:hAnsi="Cascadia Mono"/>
+          <w:sz w:val="20"/>
+          <w:szCs w:val="20"/>
         </w:rPr>
         <w:t xml:space="preserve">        </w:t>
       </w:r>
@@ -24995,7 +25402,209 @@
           <w:szCs w:val="20"/>
           <w:lang w:val="en-US"/>
         </w:rPr>
-        <w:t>ShowError</w:t>
+        <w:t>_failedAttempts = 0;</w:t>
+      </w:r>
+    </w:p>
+    <w:p>
+      <w:pPr>
+        <w:spacing w:line="240" w:lineRule="auto"/>
+        <w:rPr>
+          <w:rFonts w:ascii="Cascadia Mono" w:hAnsi="Cascadia Mono"/>
+          <w:sz w:val="20"/>
+          <w:szCs w:val="20"/>
+          <w:lang w:val="en-US"/>
+        </w:rPr>
+      </w:pPr>
+      <w:r>
+        <w:rPr>
+          <w:rFonts w:ascii="Cascadia Mono" w:hAnsi="Cascadia Mono"/>
+          <w:sz w:val="20"/>
+          <w:szCs w:val="20"/>
+          <w:lang w:val="en-US"/>
+        </w:rPr>
+        <w:t xml:space="preserve">        HideCaptchaUI();</w:t>
+      </w:r>
+    </w:p>
+    <w:p>
+      <w:pPr>
+        <w:spacing w:line="240" w:lineRule="auto"/>
+        <w:rPr>
+          <w:rFonts w:ascii="Cascadia Mono" w:hAnsi="Cascadia Mono"/>
+          <w:sz w:val="20"/>
+          <w:szCs w:val="20"/>
+          <w:lang w:val="en-US"/>
+        </w:rPr>
+      </w:pPr>
+      <w:r>
+        <w:rPr>
+          <w:rFonts w:ascii="Cascadia Mono" w:hAnsi="Cascadia Mono"/>
+          <w:sz w:val="20"/>
+          <w:szCs w:val="20"/>
+          <w:lang w:val="en-US"/>
+        </w:rPr>
+        <w:t xml:space="preserve">        return;</w:t>
+      </w:r>
+    </w:p>
+    <w:p>
+      <w:pPr>
+        <w:spacing w:line="240" w:lineRule="auto"/>
+        <w:rPr>
+          <w:rFonts w:ascii="Cascadia Mono" w:hAnsi="Cascadia Mono"/>
+          <w:sz w:val="20"/>
+          <w:szCs w:val="20"/>
+          <w:lang w:val="en-US"/>
+        </w:rPr>
+      </w:pPr>
+      <w:r>
+        <w:rPr>
+          <w:rFonts w:ascii="Cascadia Mono" w:hAnsi="Cascadia Mono"/>
+          <w:sz w:val="20"/>
+          <w:szCs w:val="20"/>
+          <w:lang w:val="en-US"/>
+        </w:rPr>
+        <w:t xml:space="preserve">    }</w:t>
+      </w:r>
+    </w:p>
+    <w:p>
+      <w:pPr>
+        <w:spacing w:line="240" w:lineRule="auto"/>
+        <w:rPr>
+          <w:rFonts w:ascii="Cascadia Mono" w:hAnsi="Cascadia Mono"/>
+          <w:sz w:val="20"/>
+          <w:szCs w:val="20"/>
+          <w:lang w:val="en-US"/>
+        </w:rPr>
+      </w:pPr>
+    </w:p>
+    <w:p>
+      <w:pPr>
+        <w:spacing w:line="240" w:lineRule="auto"/>
+        <w:rPr>
+          <w:rFonts w:ascii="Cascadia Mono" w:hAnsi="Cascadia Mono"/>
+          <w:sz w:val="20"/>
+          <w:szCs w:val="20"/>
+          <w:lang w:val="en-US"/>
+        </w:rPr>
+      </w:pPr>
+      <w:r>
+        <w:rPr>
+          <w:rFonts w:ascii="Cascadia Mono" w:hAnsi="Cascadia Mono"/>
+          <w:sz w:val="20"/>
+          <w:szCs w:val="20"/>
+          <w:lang w:val="en-US"/>
+        </w:rPr>
+        <w:t xml:space="preserve">    var user = ArchiveBaseEntities.GetContext().User.AsEnumerable()</w:t>
+      </w:r>
+    </w:p>
+    <w:p>
+      <w:pPr>
+        <w:spacing w:line="240" w:lineRule="auto"/>
+        <w:rPr>
+          <w:rFonts w:ascii="Cascadia Mono" w:hAnsi="Cascadia Mono"/>
+          <w:sz w:val="20"/>
+          <w:szCs w:val="20"/>
+          <w:lang w:val="en-US"/>
+        </w:rPr>
+      </w:pPr>
+      <w:r>
+        <w:rPr>
+          <w:rFonts w:ascii="Cascadia Mono" w:hAnsi="Cascadia Mono"/>
+          <w:sz w:val="20"/>
+          <w:szCs w:val="20"/>
+          <w:lang w:val="en-US"/>
+        </w:rPr>
+        <w:t xml:space="preserve">        .FirstOrDefault(u =&gt; u.Login == _pendingLogin &amp;&amp; u.Password == _pendingPassword);</w:t>
+      </w:r>
+    </w:p>
+    <w:p>
+      <w:pPr>
+        <w:spacing w:line="240" w:lineRule="auto"/>
+        <w:rPr>
+          <w:rFonts w:ascii="Cascadia Mono" w:hAnsi="Cascadia Mono"/>
+          <w:sz w:val="20"/>
+          <w:szCs w:val="20"/>
+          <w:lang w:val="en-US"/>
+        </w:rPr>
+      </w:pPr>
+    </w:p>
+    <w:p>
+      <w:pPr>
+        <w:spacing w:line="240" w:lineRule="auto"/>
+        <w:rPr>
+          <w:rFonts w:ascii="Cascadia Mono" w:hAnsi="Cascadia Mono"/>
+          <w:sz w:val="20"/>
+          <w:szCs w:val="20"/>
+          <w:lang w:val="en-US"/>
+        </w:rPr>
+      </w:pPr>
+      <w:r>
+        <w:rPr>
+          <w:rFonts w:ascii="Cascadia Mono" w:hAnsi="Cascadia Mono"/>
+          <w:sz w:val="20"/>
+          <w:szCs w:val="20"/>
+          <w:lang w:val="en-US"/>
+        </w:rPr>
+        <w:t xml:space="preserve">    if (user == null)</w:t>
+      </w:r>
+    </w:p>
+    <w:p>
+      <w:pPr>
+        <w:spacing w:line="240" w:lineRule="auto"/>
+        <w:rPr>
+          <w:rFonts w:ascii="Cascadia Mono" w:hAnsi="Cascadia Mono"/>
+          <w:sz w:val="20"/>
+          <w:szCs w:val="20"/>
+          <w:lang w:val="en-US"/>
+        </w:rPr>
+      </w:pPr>
+      <w:r>
+        <w:rPr>
+          <w:rFonts w:ascii="Cascadia Mono" w:hAnsi="Cascadia Mono"/>
+          <w:sz w:val="20"/>
+          <w:szCs w:val="20"/>
+          <w:lang w:val="en-US"/>
+        </w:rPr>
+        <w:t xml:space="preserve">    {</w:t>
+      </w:r>
+    </w:p>
+    <w:p>
+      <w:pPr>
+        <w:spacing w:line="240" w:lineRule="auto"/>
+        <w:rPr>
+          <w:rFonts w:ascii="Cascadia Mono" w:hAnsi="Cascadia Mono"/>
+          <w:sz w:val="20"/>
+          <w:szCs w:val="20"/>
+          <w:lang w:val="en-US"/>
+        </w:rPr>
+      </w:pPr>
+      <w:r>
+        <w:rPr>
+          <w:rFonts w:ascii="Cascadia Mono" w:hAnsi="Cascadia Mono"/>
+          <w:sz w:val="20"/>
+          <w:szCs w:val="20"/>
+          <w:lang w:val="en-US"/>
+        </w:rPr>
+        <w:t xml:space="preserve">        _failedAttempts++;</w:t>
+      </w:r>
+    </w:p>
+    <w:p>
+      <w:pPr>
+        <w:spacing w:line="240" w:lineRule="auto"/>
+        <w:rPr>
+          <w:rFonts w:ascii="Cascadia Mono" w:hAnsi="Cascadia Mono"/>
+          <w:sz w:val="20"/>
+          <w:szCs w:val="20"/>
+          <w:lang w:val="en-US"/>
+        </w:rPr>
+      </w:pPr>
+      <w:r>
+        <w:rPr>
+          <w:rFonts w:ascii="Cascadia Mono" w:hAnsi="Cascadia Mono"/>
+          <w:sz w:val="20"/>
+          <w:szCs w:val="20"/>
+          <w:lang w:val="en-US"/>
+        </w:rPr>
+        <w:t xml:space="preserve">        ShowError</w:t>
       </w:r>
       <w:r>
         <w:rPr>
@@ -25012,7 +25621,7 @@
           <w:sz w:val="20"/>
           <w:szCs w:val="20"/>
         </w:rPr>
-        <w:t>Неверная</w:t>
+        <w:t>Неверный</w:t>
       </w:r>
       <w:r>
         <w:rPr>
@@ -25029,24 +25638,7 @@
           <w:sz w:val="20"/>
           <w:szCs w:val="20"/>
         </w:rPr>
-        <w:t>капча</w:t>
-      </w:r>
-      <w:r>
-        <w:rPr>
-          <w:rFonts w:ascii="Cascadia Mono" w:hAnsi="Cascadia Mono"/>
-          <w:sz w:val="20"/>
-          <w:szCs w:val="20"/>
-          <w:lang w:val="en-US"/>
-        </w:rPr>
-        <w:t xml:space="preserve">! </w:t>
-      </w:r>
-      <w:r>
-        <w:rPr>
-          <w:rFonts w:ascii="Cascadia Mono" w:hAnsi="Cascadia Mono"/>
-          <w:sz w:val="20"/>
-          <w:szCs w:val="20"/>
-        </w:rPr>
-        <w:t>Попробуйте</w:t>
+        <w:t>логин</w:t>
       </w:r>
       <w:r>
         <w:rPr>
@@ -25063,7 +25655,7 @@
           <w:sz w:val="20"/>
           <w:szCs w:val="20"/>
         </w:rPr>
-        <w:t>еще</w:t>
+        <w:t>или</w:t>
       </w:r>
       <w:r>
         <w:rPr>
@@ -25080,651 +25672,6 @@
           <w:sz w:val="20"/>
           <w:szCs w:val="20"/>
         </w:rPr>
-        <w:t>раз</w:t>
-      </w:r>
-      <w:r>
-        <w:rPr>
-          <w:rFonts w:ascii="Cascadia Mono" w:hAnsi="Cascadia Mono"/>
-          <w:sz w:val="20"/>
-          <w:szCs w:val="20"/>
-          <w:lang w:val="en-US"/>
-        </w:rPr>
-        <w:t xml:space="preserve">."); // </w:t>
-      </w:r>
-      <w:r>
-        <w:rPr>
-          <w:rFonts w:ascii="Cascadia Mono" w:hAnsi="Cascadia Mono"/>
-          <w:sz w:val="20"/>
-          <w:szCs w:val="20"/>
-        </w:rPr>
-        <w:t>Сообщение</w:t>
-      </w:r>
-      <w:r>
-        <w:rPr>
-          <w:rFonts w:ascii="Cascadia Mono" w:hAnsi="Cascadia Mono"/>
-          <w:sz w:val="20"/>
-          <w:szCs w:val="20"/>
-          <w:lang w:val="en-US"/>
-        </w:rPr>
-        <w:t xml:space="preserve"> </w:t>
-      </w:r>
-      <w:r>
-        <w:rPr>
-          <w:rFonts w:ascii="Cascadia Mono" w:hAnsi="Cascadia Mono"/>
-          <w:sz w:val="20"/>
-          <w:szCs w:val="20"/>
-        </w:rPr>
-        <w:t>об</w:t>
-      </w:r>
-      <w:r>
-        <w:rPr>
-          <w:rFonts w:ascii="Cascadia Mono" w:hAnsi="Cascadia Mono"/>
-          <w:sz w:val="20"/>
-          <w:szCs w:val="20"/>
-          <w:lang w:val="en-US"/>
-        </w:rPr>
-        <w:t xml:space="preserve"> </w:t>
-      </w:r>
-      <w:r>
-        <w:rPr>
-          <w:rFonts w:ascii="Cascadia Mono" w:hAnsi="Cascadia Mono"/>
-          <w:sz w:val="20"/>
-          <w:szCs w:val="20"/>
-        </w:rPr>
-        <w:t>ошибке</w:t>
-      </w:r>
-    </w:p>
-    <w:p>
-      <w:pPr>
-        <w:spacing w:line="240" w:lineRule="auto"/>
-        <w:rPr>
-          <w:rFonts w:ascii="Cascadia Mono" w:hAnsi="Cascadia Mono"/>
-          <w:sz w:val="20"/>
-          <w:szCs w:val="20"/>
-          <w:lang w:val="en-US"/>
-        </w:rPr>
-      </w:pPr>
-      <w:r>
-        <w:rPr>
-          <w:rFonts w:ascii="Cascadia Mono" w:hAnsi="Cascadia Mono"/>
-          <w:sz w:val="20"/>
-          <w:szCs w:val="20"/>
-          <w:lang w:val="en-US"/>
-        </w:rPr>
-        <w:t xml:space="preserve">        </w:t>
-      </w:r>
-      <w:r>
-        <w:rPr>
-          <w:rFonts w:ascii="Cascadia Mono" w:hAnsi="Cascadia Mono"/>
-          <w:sz w:val="20"/>
-          <w:szCs w:val="20"/>
-          <w:lang w:val="en-US"/>
-        </w:rPr>
-        <w:t>GenerateNewCaptcha</w:t>
-      </w:r>
-      <w:r>
-        <w:rPr>
-          <w:rFonts w:ascii="Cascadia Mono" w:hAnsi="Cascadia Mono"/>
-          <w:sz w:val="20"/>
-          <w:szCs w:val="20"/>
-          <w:lang w:val="en-US"/>
-        </w:rPr>
-        <w:t xml:space="preserve">();           // </w:t>
-      </w:r>
-      <w:r>
-        <w:rPr>
-          <w:rFonts w:ascii="Cascadia Mono" w:hAnsi="Cascadia Mono"/>
-          <w:sz w:val="20"/>
-          <w:szCs w:val="20"/>
-        </w:rPr>
-        <w:t>Обновление</w:t>
-      </w:r>
-      <w:r>
-        <w:rPr>
-          <w:rFonts w:ascii="Cascadia Mono" w:hAnsi="Cascadia Mono"/>
-          <w:sz w:val="20"/>
-          <w:szCs w:val="20"/>
-          <w:lang w:val="en-US"/>
-        </w:rPr>
-        <w:t xml:space="preserve"> </w:t>
-      </w:r>
-      <w:r>
-        <w:rPr>
-          <w:rFonts w:ascii="Cascadia Mono" w:hAnsi="Cascadia Mono"/>
-          <w:sz w:val="20"/>
-          <w:szCs w:val="20"/>
-        </w:rPr>
-        <w:t>капчи</w:t>
-      </w:r>
-    </w:p>
-    <w:p>
-      <w:pPr>
-        <w:spacing w:line="240" w:lineRule="auto"/>
-        <w:rPr>
-          <w:rFonts w:ascii="Cascadia Mono" w:hAnsi="Cascadia Mono"/>
-          <w:sz w:val="20"/>
-          <w:szCs w:val="20"/>
-          <w:lang w:val="en-US"/>
-        </w:rPr>
-      </w:pPr>
-      <w:r>
-        <w:rPr>
-          <w:rFonts w:ascii="Cascadia Mono" w:hAnsi="Cascadia Mono"/>
-          <w:sz w:val="20"/>
-          <w:szCs w:val="20"/>
-          <w:lang w:val="en-US"/>
-        </w:rPr>
-        <w:t xml:space="preserve">        </w:t>
-      </w:r>
-      <w:r>
-        <w:rPr>
-          <w:rFonts w:ascii="Cascadia Mono" w:hAnsi="Cascadia Mono"/>
-          <w:sz w:val="20"/>
-          <w:szCs w:val="20"/>
-          <w:lang w:val="en-US"/>
-        </w:rPr>
-        <w:t>return;</w:t>
-      </w:r>
-    </w:p>
-    <w:p>
-      <w:pPr>
-        <w:spacing w:line="240" w:lineRule="auto"/>
-        <w:rPr>
-          <w:rFonts w:ascii="Cascadia Mono" w:hAnsi="Cascadia Mono"/>
-          <w:sz w:val="20"/>
-          <w:szCs w:val="20"/>
-          <w:lang w:val="en-US"/>
-        </w:rPr>
-      </w:pPr>
-      <w:r>
-        <w:rPr>
-          <w:rFonts w:ascii="Cascadia Mono" w:hAnsi="Cascadia Mono"/>
-          <w:sz w:val="20"/>
-          <w:szCs w:val="20"/>
-          <w:lang w:val="en-US"/>
-        </w:rPr>
-        <w:t xml:space="preserve">    }</w:t>
-      </w:r>
-    </w:p>
-    <w:p>
-      <w:pPr>
-        <w:spacing w:line="240" w:lineRule="auto"/>
-        <w:rPr>
-          <w:rFonts w:ascii="Cascadia Mono" w:hAnsi="Cascadia Mono"/>
-          <w:sz w:val="20"/>
-          <w:szCs w:val="20"/>
-          <w:lang w:val="en-US"/>
-        </w:rPr>
-      </w:pPr>
-    </w:p>
-    <w:p>
-      <w:pPr>
-        <w:spacing w:line="240" w:lineRule="auto"/>
-        <w:rPr>
-          <w:rFonts w:ascii="Cascadia Mono" w:hAnsi="Cascadia Mono"/>
-          <w:sz w:val="20"/>
-          <w:szCs w:val="20"/>
-          <w:lang w:val="en-US"/>
-        </w:rPr>
-      </w:pPr>
-      <w:r>
-        <w:rPr>
-          <w:rFonts w:ascii="Cascadia Mono" w:hAnsi="Cascadia Mono"/>
-          <w:sz w:val="20"/>
-          <w:szCs w:val="20"/>
-          <w:lang w:val="en-US"/>
-        </w:rPr>
-        <w:t xml:space="preserve">    _graceStartTime = DateTime.Now;</w:t>
-      </w:r>
-    </w:p>
-    <w:p>
-      <w:pPr>
-        <w:spacing w:line="240" w:lineRule="auto"/>
-        <w:rPr>
-          <w:rFonts w:ascii="Cascadia Mono" w:hAnsi="Cascadia Mono"/>
-          <w:sz w:val="20"/>
-          <w:szCs w:val="20"/>
-          <w:lang w:val="en-US"/>
-        </w:rPr>
-      </w:pPr>
-      <w:r>
-        <w:rPr>
-          <w:rFonts w:ascii="Cascadia Mono" w:hAnsi="Cascadia Mono"/>
-          <w:sz w:val="20"/>
-          <w:szCs w:val="20"/>
-          <w:lang w:val="en-US"/>
-        </w:rPr>
-        <w:t xml:space="preserve">    _captchaGraceUntil = _graceStartTime.Add(_captchaGracePeriod);</w:t>
-      </w:r>
-    </w:p>
-    <w:p>
-      <w:pPr>
-        <w:spacing w:line="240" w:lineRule="auto"/>
-        <w:rPr>
-          <w:rFonts w:ascii="Cascadia Mono" w:hAnsi="Cascadia Mono"/>
-          <w:sz w:val="20"/>
-          <w:szCs w:val="20"/>
-          <w:lang w:val="en-US"/>
-        </w:rPr>
-      </w:pPr>
-      <w:r>
-        <w:rPr>
-          <w:rFonts w:ascii="Cascadia Mono" w:hAnsi="Cascadia Mono"/>
-          <w:sz w:val="20"/>
-          <w:szCs w:val="20"/>
-          <w:lang w:val="en-US"/>
-        </w:rPr>
-        <w:t xml:space="preserve">    _smoothTimer.Start();                 // </w:t>
-      </w:r>
-      <w:r>
-        <w:rPr>
-          <w:rFonts w:ascii="Cascadia Mono" w:hAnsi="Cascadia Mono"/>
-          <w:sz w:val="20"/>
-          <w:szCs w:val="20"/>
-        </w:rPr>
-        <w:t>Запуск</w:t>
-      </w:r>
-      <w:r>
-        <w:rPr>
-          <w:rFonts w:ascii="Cascadia Mono" w:hAnsi="Cascadia Mono"/>
-          <w:sz w:val="20"/>
-          <w:szCs w:val="20"/>
-          <w:lang w:val="en-US"/>
-        </w:rPr>
-        <w:t xml:space="preserve"> </w:t>
-      </w:r>
-      <w:r>
-        <w:rPr>
-          <w:rFonts w:ascii="Cascadia Mono" w:hAnsi="Cascadia Mono"/>
-          <w:sz w:val="20"/>
-          <w:szCs w:val="20"/>
-        </w:rPr>
-        <w:t>плавного</w:t>
-      </w:r>
-      <w:r>
-        <w:rPr>
-          <w:rFonts w:ascii="Cascadia Mono" w:hAnsi="Cascadia Mono"/>
-          <w:sz w:val="20"/>
-          <w:szCs w:val="20"/>
-          <w:lang w:val="en-US"/>
-        </w:rPr>
-        <w:t xml:space="preserve"> </w:t>
-      </w:r>
-      <w:r>
-        <w:rPr>
-          <w:rFonts w:ascii="Cascadia Mono" w:hAnsi="Cascadia Mono"/>
-          <w:sz w:val="20"/>
-          <w:szCs w:val="20"/>
-        </w:rPr>
-        <w:t>таймера</w:t>
-      </w:r>
-    </w:p>
-    <w:p>
-      <w:pPr>
-        <w:spacing w:line="240" w:lineRule="auto"/>
-        <w:rPr>
-          <w:rFonts w:ascii="Cascadia Mono" w:hAnsi="Cascadia Mono"/>
-          <w:sz w:val="20"/>
-          <w:szCs w:val="20"/>
-          <w:lang w:val="en-US"/>
-        </w:rPr>
-      </w:pPr>
-    </w:p>
-    <w:p>
-      <w:pPr>
-        <w:spacing w:line="240" w:lineRule="auto"/>
-        <w:rPr>
-          <w:rFonts w:ascii="Cascadia Mono" w:hAnsi="Cascadia Mono"/>
-          <w:sz w:val="20"/>
-          <w:szCs w:val="20"/>
-          <w:lang w:val="en-US"/>
-        </w:rPr>
-      </w:pPr>
-      <w:r>
-        <w:rPr>
-          <w:rFonts w:ascii="Cascadia Mono" w:hAnsi="Cascadia Mono"/>
-          <w:sz w:val="20"/>
-          <w:szCs w:val="20"/>
-          <w:lang w:val="en-US"/>
-        </w:rPr>
-        <w:t xml:space="preserve">    if (string.IsNullOrWhiteSpace(_pendingLogin) || string.IsNullOrWhiteSpace(_pendingPassword))</w:t>
-      </w:r>
-    </w:p>
-    <w:p>
-      <w:pPr>
-        <w:spacing w:line="240" w:lineRule="auto"/>
-        <w:rPr>
-          <w:rFonts w:ascii="Cascadia Mono" w:hAnsi="Cascadia Mono"/>
-          <w:sz w:val="20"/>
-          <w:szCs w:val="20"/>
-        </w:rPr>
-      </w:pPr>
-      <w:r>
-        <w:rPr>
-          <w:rFonts w:ascii="Cascadia Mono" w:hAnsi="Cascadia Mono"/>
-          <w:sz w:val="20"/>
-          <w:szCs w:val="20"/>
-          <w:lang w:val="en-US"/>
-        </w:rPr>
-        <w:t xml:space="preserve">    </w:t>
-      </w:r>
-      <w:r>
-        <w:rPr>
-          <w:rFonts w:ascii="Cascadia Mono" w:hAnsi="Cascadia Mono"/>
-          <w:sz w:val="20"/>
-          <w:szCs w:val="20"/>
-        </w:rPr>
-        <w:t>{</w:t>
-      </w:r>
-    </w:p>
-    <w:p>
-      <w:pPr>
-        <w:spacing w:line="240" w:lineRule="auto"/>
-        <w:rPr>
-          <w:rFonts w:ascii="Cascadia Mono" w:hAnsi="Cascadia Mono"/>
-          <w:sz w:val="20"/>
-          <w:szCs w:val="20"/>
-        </w:rPr>
-      </w:pPr>
-      <w:r>
-        <w:rPr>
-          <w:rFonts w:ascii="Cascadia Mono" w:hAnsi="Cascadia Mono"/>
-          <w:sz w:val="20"/>
-          <w:szCs w:val="20"/>
-        </w:rPr>
-        <w:t xml:space="preserve">        ShowError("Введите логин и пароль заново!");</w:t>
-      </w:r>
-    </w:p>
-    <w:p>
-      <w:pPr>
-        <w:spacing w:line="240" w:lineRule="auto"/>
-        <w:rPr>
-          <w:rFonts w:ascii="Cascadia Mono" w:hAnsi="Cascadia Mono"/>
-          <w:sz w:val="20"/>
-          <w:szCs w:val="20"/>
-          <w:lang w:val="en-US"/>
-        </w:rPr>
-      </w:pPr>
-      <w:r>
-        <w:rPr>
-          <w:rFonts w:ascii="Cascadia Mono" w:hAnsi="Cascadia Mono"/>
-          <w:sz w:val="20"/>
-          <w:szCs w:val="20"/>
-        </w:rPr>
-        <w:t xml:space="preserve">        </w:t>
-      </w:r>
-      <w:r>
-        <w:rPr>
-          <w:rFonts w:ascii="Cascadia Mono" w:hAnsi="Cascadia Mono"/>
-          <w:sz w:val="20"/>
-          <w:szCs w:val="20"/>
-          <w:lang w:val="en-US"/>
-        </w:rPr>
-        <w:t>_failedAttempts = 0;</w:t>
-      </w:r>
-    </w:p>
-    <w:p>
-      <w:pPr>
-        <w:spacing w:line="240" w:lineRule="auto"/>
-        <w:rPr>
-          <w:rFonts w:ascii="Cascadia Mono" w:hAnsi="Cascadia Mono"/>
-          <w:sz w:val="20"/>
-          <w:szCs w:val="20"/>
-          <w:lang w:val="en-US"/>
-        </w:rPr>
-      </w:pPr>
-      <w:r>
-        <w:rPr>
-          <w:rFonts w:ascii="Cascadia Mono" w:hAnsi="Cascadia Mono"/>
-          <w:sz w:val="20"/>
-          <w:szCs w:val="20"/>
-          <w:lang w:val="en-US"/>
-        </w:rPr>
-        <w:t xml:space="preserve">        HideCaptchaUI();</w:t>
-      </w:r>
-    </w:p>
-    <w:p>
-      <w:pPr>
-        <w:spacing w:line="240" w:lineRule="auto"/>
-        <w:rPr>
-          <w:rFonts w:ascii="Cascadia Mono" w:hAnsi="Cascadia Mono"/>
-          <w:sz w:val="20"/>
-          <w:szCs w:val="20"/>
-          <w:lang w:val="en-US"/>
-        </w:rPr>
-      </w:pPr>
-      <w:r>
-        <w:rPr>
-          <w:rFonts w:ascii="Cascadia Mono" w:hAnsi="Cascadia Mono"/>
-          <w:sz w:val="20"/>
-          <w:szCs w:val="20"/>
-          <w:lang w:val="en-US"/>
-        </w:rPr>
-        <w:t xml:space="preserve">        return;</w:t>
-      </w:r>
-    </w:p>
-    <w:p>
-      <w:pPr>
-        <w:spacing w:line="240" w:lineRule="auto"/>
-        <w:rPr>
-          <w:rFonts w:ascii="Cascadia Mono" w:hAnsi="Cascadia Mono"/>
-          <w:sz w:val="20"/>
-          <w:szCs w:val="20"/>
-          <w:lang w:val="en-US"/>
-        </w:rPr>
-      </w:pPr>
-      <w:r>
-        <w:rPr>
-          <w:rFonts w:ascii="Cascadia Mono" w:hAnsi="Cascadia Mono"/>
-          <w:sz w:val="20"/>
-          <w:szCs w:val="20"/>
-          <w:lang w:val="en-US"/>
-        </w:rPr>
-        <w:t xml:space="preserve">    }</w:t>
-      </w:r>
-    </w:p>
-    <w:p>
-      <w:pPr>
-        <w:spacing w:line="240" w:lineRule="auto"/>
-        <w:rPr>
-          <w:rFonts w:ascii="Cascadia Mono" w:hAnsi="Cascadia Mono"/>
-          <w:sz w:val="20"/>
-          <w:szCs w:val="20"/>
-          <w:lang w:val="en-US"/>
-        </w:rPr>
-      </w:pPr>
-    </w:p>
-    <w:p>
-      <w:pPr>
-        <w:spacing w:line="240" w:lineRule="auto"/>
-        <w:rPr>
-          <w:rFonts w:ascii="Cascadia Mono" w:hAnsi="Cascadia Mono"/>
-          <w:sz w:val="20"/>
-          <w:szCs w:val="20"/>
-          <w:lang w:val="en-US"/>
-        </w:rPr>
-      </w:pPr>
-      <w:r>
-        <w:rPr>
-          <w:rFonts w:ascii="Cascadia Mono" w:hAnsi="Cascadia Mono"/>
-          <w:sz w:val="20"/>
-          <w:szCs w:val="20"/>
-          <w:lang w:val="en-US"/>
-        </w:rPr>
-        <w:t xml:space="preserve">    var user = ArchiveBaseEntities.GetContext().User.AsEnumerable()</w:t>
-      </w:r>
-    </w:p>
-    <w:p>
-      <w:pPr>
-        <w:spacing w:line="240" w:lineRule="auto"/>
-        <w:rPr>
-          <w:rFonts w:ascii="Cascadia Mono" w:hAnsi="Cascadia Mono"/>
-          <w:sz w:val="20"/>
-          <w:szCs w:val="20"/>
-          <w:lang w:val="en-US"/>
-        </w:rPr>
-      </w:pPr>
-      <w:r>
-        <w:rPr>
-          <w:rFonts w:ascii="Cascadia Mono" w:hAnsi="Cascadia Mono"/>
-          <w:sz w:val="20"/>
-          <w:szCs w:val="20"/>
-          <w:lang w:val="en-US"/>
-        </w:rPr>
-        <w:t xml:space="preserve">        .FirstOrDefault(u =&gt; u.Login == _pendingLogin &amp;&amp; u.Password == _pendingPassword);</w:t>
-      </w:r>
-    </w:p>
-    <w:p>
-      <w:pPr>
-        <w:spacing w:line="240" w:lineRule="auto"/>
-        <w:rPr>
-          <w:rFonts w:ascii="Cascadia Mono" w:hAnsi="Cascadia Mono"/>
-          <w:sz w:val="20"/>
-          <w:szCs w:val="20"/>
-          <w:lang w:val="en-US"/>
-        </w:rPr>
-      </w:pPr>
-    </w:p>
-    <w:p>
-      <w:pPr>
-        <w:spacing w:line="240" w:lineRule="auto"/>
-        <w:rPr>
-          <w:rFonts w:ascii="Cascadia Mono" w:hAnsi="Cascadia Mono"/>
-          <w:sz w:val="20"/>
-          <w:szCs w:val="20"/>
-          <w:lang w:val="en-US"/>
-        </w:rPr>
-      </w:pPr>
-      <w:r>
-        <w:rPr>
-          <w:rFonts w:ascii="Cascadia Mono" w:hAnsi="Cascadia Mono"/>
-          <w:sz w:val="20"/>
-          <w:szCs w:val="20"/>
-          <w:lang w:val="en-US"/>
-        </w:rPr>
-        <w:t xml:space="preserve">    if (user == null)</w:t>
-      </w:r>
-    </w:p>
-    <w:p>
-      <w:pPr>
-        <w:spacing w:line="240" w:lineRule="auto"/>
-        <w:rPr>
-          <w:rFonts w:ascii="Cascadia Mono" w:hAnsi="Cascadia Mono"/>
-          <w:sz w:val="20"/>
-          <w:szCs w:val="20"/>
-          <w:lang w:val="en-US"/>
-        </w:rPr>
-      </w:pPr>
-      <w:r>
-        <w:rPr>
-          <w:rFonts w:ascii="Cascadia Mono" w:hAnsi="Cascadia Mono"/>
-          <w:sz w:val="20"/>
-          <w:szCs w:val="20"/>
-          <w:lang w:val="en-US"/>
-        </w:rPr>
-        <w:t xml:space="preserve">    {</w:t>
-      </w:r>
-    </w:p>
-    <w:p>
-      <w:pPr>
-        <w:spacing w:line="240" w:lineRule="auto"/>
-        <w:rPr>
-          <w:rFonts w:ascii="Cascadia Mono" w:hAnsi="Cascadia Mono"/>
-          <w:sz w:val="20"/>
-          <w:szCs w:val="20"/>
-          <w:lang w:val="en-US"/>
-        </w:rPr>
-      </w:pPr>
-      <w:r>
-        <w:rPr>
-          <w:rFonts w:ascii="Cascadia Mono" w:hAnsi="Cascadia Mono"/>
-          <w:sz w:val="20"/>
-          <w:szCs w:val="20"/>
-          <w:lang w:val="en-US"/>
-        </w:rPr>
-        <w:t xml:space="preserve">        _failedAttempts++;</w:t>
-      </w:r>
-    </w:p>
-    <w:p>
-      <w:pPr>
-        <w:spacing w:line="240" w:lineRule="auto"/>
-        <w:rPr>
-          <w:rFonts w:ascii="Cascadia Mono" w:hAnsi="Cascadia Mono"/>
-          <w:sz w:val="20"/>
-          <w:szCs w:val="20"/>
-        </w:rPr>
-      </w:pPr>
-      <w:r>
-        <w:rPr>
-          <w:rFonts w:ascii="Cascadia Mono" w:hAnsi="Cascadia Mono"/>
-          <w:sz w:val="20"/>
-          <w:szCs w:val="20"/>
-          <w:lang w:val="en-US"/>
-        </w:rPr>
-        <w:t xml:space="preserve">        ShowError</w:t>
-      </w:r>
-      <w:r>
-        <w:rPr>
-          <w:rFonts w:ascii="Cascadia Mono" w:hAnsi="Cascadia Mono"/>
-          <w:sz w:val="20"/>
-          <w:szCs w:val="20"/>
-        </w:rPr>
-        <w:t>("</w:t>
-      </w:r>
-      <w:r>
-        <w:rPr>
-          <w:rFonts w:ascii="Cascadia Mono" w:hAnsi="Cascadia Mono"/>
-          <w:sz w:val="20"/>
-          <w:szCs w:val="20"/>
-        </w:rPr>
-        <w:t>Неверный</w:t>
-      </w:r>
-      <w:r>
-        <w:rPr>
-          <w:rFonts w:ascii="Cascadia Mono" w:hAnsi="Cascadia Mono"/>
-          <w:sz w:val="20"/>
-          <w:szCs w:val="20"/>
-        </w:rPr>
-        <w:t xml:space="preserve"> </w:t>
-      </w:r>
-      <w:r>
-        <w:rPr>
-          <w:rFonts w:ascii="Cascadia Mono" w:hAnsi="Cascadia Mono"/>
-          <w:sz w:val="20"/>
-          <w:szCs w:val="20"/>
-        </w:rPr>
-        <w:t>логин</w:t>
-      </w:r>
-      <w:r>
-        <w:rPr>
-          <w:rFonts w:ascii="Cascadia Mono" w:hAnsi="Cascadia Mono"/>
-          <w:sz w:val="20"/>
-          <w:szCs w:val="20"/>
-        </w:rPr>
-        <w:t xml:space="preserve"> </w:t>
-      </w:r>
-      <w:r>
-        <w:rPr>
-          <w:rFonts w:ascii="Cascadia Mono" w:hAnsi="Cascadia Mono"/>
-          <w:sz w:val="20"/>
-          <w:szCs w:val="20"/>
-        </w:rPr>
-        <w:t>или</w:t>
-      </w:r>
-      <w:r>
-        <w:rPr>
-          <w:rFonts w:ascii="Cascadia Mono" w:hAnsi="Cascadia Mono"/>
-          <w:sz w:val="20"/>
-          <w:szCs w:val="20"/>
-        </w:rPr>
-        <w:t xml:space="preserve"> </w:t>
-      </w:r>
-      <w:r>
-        <w:rPr>
-          <w:rFonts w:ascii="Cascadia Mono" w:hAnsi="Cascadia Mono"/>
-          <w:sz w:val="20"/>
-          <w:szCs w:val="20"/>
-        </w:rPr>
         <w:t>пароль</w:t>
       </w:r>
       <w:r>
@@ -25732,6 +25679,7 @@
           <w:rFonts w:ascii="Cascadia Mono" w:hAnsi="Cascadia Mono"/>
           <w:sz w:val="20"/>
           <w:szCs w:val="20"/>
+          <w:lang w:val="en-US"/>
         </w:rPr>
         <w:t>!");</w:t>
       </w:r>
@@ -25751,6 +25699,7 @@
           <w:rFonts w:ascii="Cascadia Mono" w:hAnsi="Cascadia Mono"/>
           <w:sz w:val="20"/>
           <w:szCs w:val="20"/>
+          <w:lang w:val="en-US"/>
         </w:rPr>
         <w:t xml:space="preserve">        </w:t>
       </w:r>
@@ -27587,7 +27536,6 @@
           <w:rFonts w:ascii="Cascadia Mono" w:hAnsi="Cascadia Mono"/>
           <w:sz w:val="20"/>
           <w:szCs w:val="20"/>
-          <w:lang w:val="en-US"/>
         </w:rPr>
       </w:pPr>
       <w:r>
@@ -27612,7 +27560,6 @@
           <w:rFonts w:ascii="Cascadia Mono" w:hAnsi="Cascadia Mono"/>
           <w:sz w:val="20"/>
           <w:szCs w:val="20"/>
-          <w:lang w:val="en-US"/>
         </w:rPr>
         <w:t xml:space="preserve"> </w:t>
       </w:r>
@@ -27630,7 +27577,6 @@
           <w:rFonts w:ascii="Cascadia Mono" w:hAnsi="Cascadia Mono"/>
           <w:sz w:val="20"/>
           <w:szCs w:val="20"/>
-          <w:lang w:val="en-US"/>
         </w:rPr>
         <w:t xml:space="preserve"> = _</w:t>
       </w:r>
@@ -27648,7 +27594,6 @@
           <w:rFonts w:ascii="Cascadia Mono" w:hAnsi="Cascadia Mono"/>
           <w:sz w:val="20"/>
           <w:szCs w:val="20"/>
-          <w:lang w:val="en-US"/>
         </w:rPr>
         <w:t>.</w:t>
       </w:r>
@@ -27666,7 +27611,6 @@
           <w:rFonts w:ascii="Cascadia Mono" w:hAnsi="Cascadia Mono"/>
           <w:sz w:val="20"/>
           <w:szCs w:val="20"/>
-          <w:lang w:val="en-US"/>
         </w:rPr>
         <w:t>(</w:t>
       </w:r>
@@ -27684,7 +27628,6 @@
           <w:rFonts w:ascii="Cascadia Mono" w:hAnsi="Cascadia Mono"/>
           <w:sz w:val="20"/>
           <w:szCs w:val="20"/>
-          <w:lang w:val="en-US"/>
         </w:rPr>
         <w:t xml:space="preserve">); // </w:t>
       </w:r>
@@ -27701,7 +27644,6 @@
           <w:rFonts w:ascii="Cascadia Mono" w:hAnsi="Cascadia Mono"/>
           <w:sz w:val="20"/>
           <w:szCs w:val="20"/>
-          <w:lang w:val="en-US"/>
         </w:rPr>
         <w:t xml:space="preserve"> </w:t>
       </w:r>
@@ -27719,7 +27661,6 @@
           <w:rFonts w:ascii="Cascadia Mono" w:hAnsi="Cascadia Mono"/>
           <w:sz w:val="20"/>
           <w:szCs w:val="20"/>
-          <w:lang w:val="en-US"/>
         </w:rPr>
         <w:t>-</w:t>
       </w:r>
@@ -27747,7 +27688,6 @@
           <w:rFonts w:ascii="Cascadia Mono" w:hAnsi="Cascadia Mono"/>
           <w:sz w:val="20"/>
           <w:szCs w:val="20"/>
-          <w:lang w:val="en-US"/>
         </w:rPr>
         <w:t xml:space="preserve">                </w:t>
       </w:r>
@@ -28945,6 +28885,7 @@
           <w:rFonts w:ascii="Cascadia Mono" w:hAnsi="Cascadia Mono"/>
           <w:sz w:val="20"/>
           <w:szCs w:val="20"/>
+          <w:lang w:val="en-US"/>
         </w:rPr>
       </w:pPr>
       <w:r>
@@ -28961,6 +28902,7 @@
           <w:rFonts w:ascii="Cascadia Mono" w:hAnsi="Cascadia Mono"/>
           <w:sz w:val="20"/>
           <w:szCs w:val="20"/>
+          <w:lang w:val="en-US"/>
         </w:rPr>
         <w:t xml:space="preserve"> </w:t>
       </w:r>
@@ -28978,6 +28920,7 @@
           <w:rFonts w:ascii="Cascadia Mono" w:hAnsi="Cascadia Mono"/>
           <w:sz w:val="20"/>
           <w:szCs w:val="20"/>
+          <w:lang w:val="en-US"/>
         </w:rPr>
         <w:t xml:space="preserve"> </w:t>
       </w:r>
@@ -28995,6 +28938,7 @@
           <w:rFonts w:ascii="Cascadia Mono" w:hAnsi="Cascadia Mono"/>
           <w:sz w:val="20"/>
           <w:szCs w:val="20"/>
+          <w:lang w:val="en-US"/>
         </w:rPr>
         <w:t>()</w:t>
       </w:r>
@@ -34129,6 +34073,7 @@
           <w:rFonts w:ascii="Cascadia Mono" w:hAnsi="Cascadia Mono"/>
           <w:sz w:val="20"/>
           <w:szCs w:val="20"/>
+          <w:lang w:val="en-US"/>
         </w:rPr>
       </w:pPr>
       <w:r>
@@ -34145,6 +34090,7 @@
           <w:rFonts w:ascii="Cascadia Mono" w:hAnsi="Cascadia Mono"/>
           <w:sz w:val="20"/>
           <w:szCs w:val="20"/>
+          <w:lang w:val="en-US"/>
         </w:rPr>
         <w:t>.</w:t>
       </w:r>
@@ -34162,6 +34108,7 @@
           <w:rFonts w:ascii="Cascadia Mono" w:hAnsi="Cascadia Mono"/>
           <w:sz w:val="20"/>
           <w:szCs w:val="20"/>
+          <w:lang w:val="en-US"/>
         </w:rPr>
         <w:t xml:space="preserve"> = </w:t>
       </w:r>
@@ -34179,6 +34126,7 @@
           <w:rFonts w:ascii="Cascadia Mono" w:hAnsi="Cascadia Mono"/>
           <w:sz w:val="20"/>
           <w:szCs w:val="20"/>
+          <w:lang w:val="en-US"/>
         </w:rPr>
         <w:t xml:space="preserve">;       // </w:t>
       </w:r>
@@ -34195,6 +34143,7 @@
           <w:rFonts w:ascii="Cascadia Mono" w:hAnsi="Cascadia Mono"/>
           <w:sz w:val="20"/>
           <w:szCs w:val="20"/>
+          <w:lang w:val="en-US"/>
         </w:rPr>
         <w:t xml:space="preserve"> </w:t>
       </w:r>
@@ -34214,13 +34163,15 @@
           <w:rFonts w:ascii="Cascadia Mono" w:hAnsi="Cascadia Mono"/>
           <w:sz w:val="20"/>
           <w:szCs w:val="20"/>
-        </w:rPr>
-      </w:pPr>
-      <w:r>
-        <w:rPr>
-          <w:rFonts w:ascii="Cascadia Mono" w:hAnsi="Cascadia Mono"/>
-          <w:sz w:val="20"/>
-          <w:szCs w:val="20"/>
+          <w:lang w:val="en-US"/>
+        </w:rPr>
+      </w:pPr>
+      <w:r>
+        <w:rPr>
+          <w:rFonts w:ascii="Cascadia Mono" w:hAnsi="Cascadia Mono"/>
+          <w:sz w:val="20"/>
+          <w:szCs w:val="20"/>
+          <w:lang w:val="en-US"/>
         </w:rPr>
         <w:t xml:space="preserve">    </w:t>
       </w:r>
@@ -34238,6 +34189,7 @@
           <w:rFonts w:ascii="Cascadia Mono" w:hAnsi="Cascadia Mono"/>
           <w:sz w:val="20"/>
           <w:szCs w:val="20"/>
+          <w:lang w:val="en-US"/>
         </w:rPr>
         <w:t>.</w:t>
       </w:r>
@@ -34255,6 +34207,7 @@
           <w:rFonts w:ascii="Cascadia Mono" w:hAnsi="Cascadia Mono"/>
           <w:sz w:val="20"/>
           <w:szCs w:val="20"/>
+          <w:lang w:val="en-US"/>
         </w:rPr>
         <w:t xml:space="preserve"> = "</w:t>
       </w:r>
@@ -34271,6 +34224,7 @@
           <w:rFonts w:ascii="Cascadia Mono" w:hAnsi="Cascadia Mono"/>
           <w:sz w:val="20"/>
           <w:szCs w:val="20"/>
+          <w:lang w:val="en-US"/>
         </w:rPr>
         <w:t xml:space="preserve">";          // </w:t>
       </w:r>
@@ -34287,6 +34241,7 @@
           <w:rFonts w:ascii="Cascadia Mono" w:hAnsi="Cascadia Mono"/>
           <w:sz w:val="20"/>
           <w:szCs w:val="20"/>
+          <w:lang w:val="en-US"/>
         </w:rPr>
         <w:t xml:space="preserve"> </w:t>
       </w:r>
@@ -34303,6 +34258,7 @@
           <w:rFonts w:ascii="Cascadia Mono" w:hAnsi="Cascadia Mono"/>
           <w:sz w:val="20"/>
           <w:szCs w:val="20"/>
+          <w:lang w:val="en-US"/>
         </w:rPr>
         <w:t xml:space="preserve"> </w:t>
       </w:r>
@@ -49809,549 +49765,847 @@
     </w:p>
     <w:p>
       <w:pPr>
-        <w:pStyle w:val="a8"/>
         <w:numPr>
           <w:ilvl w:val="0"/>
-          <w:numId w:val="10"/>
+          <w:numId w:val="35"/>
         </w:numPr>
         <w:ind w:left="357" w:hanging="357"/>
-      </w:pPr>
-      <w:r>
+        <w:contextualSpacing/>
+        <w:rPr>
+          <w:rFonts w:eastAsia="Calibri" w:cs="Times New Roman"/>
+        </w:rPr>
+      </w:pPr>
+      <w:r>
+        <w:rPr>
+          <w:rFonts w:eastAsia="Calibri" w:cs="Times New Roman"/>
+        </w:rPr>
         <w:t>Архангельский, А. Я. Программирование в C# / А. Я. Архангельский. – М.: Бином, 2021. – 608 с.</w:t>
       </w:r>
     </w:p>
     <w:p>
       <w:pPr>
-        <w:pStyle w:val="a8"/>
         <w:numPr>
           <w:ilvl w:val="0"/>
-          <w:numId w:val="10"/>
+          <w:numId w:val="35"/>
         </w:numPr>
         <w:ind w:left="357" w:hanging="357"/>
-      </w:pPr>
-      <w:r>
+        <w:contextualSpacing/>
+        <w:rPr>
+          <w:rFonts w:eastAsia="Calibri" w:cs="Times New Roman"/>
+        </w:rPr>
+      </w:pPr>
+      <w:r>
+        <w:rPr>
+          <w:rFonts w:eastAsia="Calibri" w:cs="Times New Roman"/>
+        </w:rPr>
         <w:t>Васильев, А. Н. Программирование на C# для начинающих / А. Н. Васильев. – СПб.: Питер, 2022. – 496 с.</w:t>
       </w:r>
     </w:p>
     <w:p>
       <w:pPr>
-        <w:pStyle w:val="a8"/>
         <w:numPr>
           <w:ilvl w:val="0"/>
-          <w:numId w:val="10"/>
+          <w:numId w:val="35"/>
         </w:numPr>
         <w:ind w:left="357" w:hanging="357"/>
-      </w:pPr>
-      <w:r>
+        <w:contextualSpacing/>
+        <w:rPr>
+          <w:rFonts w:eastAsia="Calibri" w:cs="Times New Roman"/>
+        </w:rPr>
+      </w:pPr>
+      <w:r>
+        <w:rPr>
+          <w:rFonts w:eastAsia="Calibri" w:cs="Times New Roman"/>
+        </w:rPr>
         <w:t>ГОСТ 2.105–95. Общие требования к текстовым документам. – М.: Стандартинформ, 2005. – 28 с.</w:t>
       </w:r>
     </w:p>
     <w:p>
       <w:pPr>
-        <w:pStyle w:val="a8"/>
         <w:numPr>
           <w:ilvl w:val="0"/>
-          <w:numId w:val="10"/>
+          <w:numId w:val="35"/>
         </w:numPr>
         <w:ind w:left="357" w:hanging="357"/>
-      </w:pPr>
-      <w:r>
+        <w:contextualSpacing/>
+        <w:rPr>
+          <w:rFonts w:eastAsia="Calibri" w:cs="Times New Roman"/>
+        </w:rPr>
+      </w:pPr>
+      <w:r>
+        <w:rPr>
+          <w:rFonts w:eastAsia="Calibri" w:cs="Times New Roman"/>
+        </w:rPr>
         <w:t>ГОСТ 7.1–2003. Библиографическая запись. Библиографическое описание. Общие требования и правила составления. – М.: ИПК Издательство стандартов, 2004. – 166 с.</w:t>
       </w:r>
     </w:p>
     <w:p>
       <w:pPr>
-        <w:pStyle w:val="a8"/>
         <w:numPr>
           <w:ilvl w:val="0"/>
-          <w:numId w:val="10"/>
+          <w:numId w:val="35"/>
         </w:numPr>
         <w:ind w:left="357" w:hanging="357"/>
-      </w:pPr>
-      <w:r>
+        <w:contextualSpacing/>
+        <w:rPr>
+          <w:rFonts w:eastAsia="Calibri" w:cs="Times New Roman"/>
+        </w:rPr>
+      </w:pPr>
+      <w:r>
+        <w:rPr>
+          <w:rFonts w:eastAsia="Calibri" w:cs="Times New Roman"/>
+        </w:rPr>
         <w:t>Голицына, О. Л. Базы данных: учебное пособие / О. Л. Голицына. – М.: Форум, 2021. – 400 с.</w:t>
       </w:r>
     </w:p>
     <w:p>
       <w:pPr>
-        <w:pStyle w:val="a8"/>
         <w:numPr>
           <w:ilvl w:val="0"/>
-          <w:numId w:val="10"/>
+          <w:numId w:val="35"/>
         </w:numPr>
         <w:ind w:left="357" w:hanging="357"/>
-      </w:pPr>
-      <w:r>
+        <w:contextualSpacing/>
+        <w:rPr>
+          <w:rFonts w:eastAsia="Calibri" w:cs="Times New Roman"/>
+        </w:rPr>
+      </w:pPr>
+      <w:r>
+        <w:rPr>
+          <w:rFonts w:eastAsia="Calibri" w:cs="Times New Roman"/>
+        </w:rPr>
         <w:t>Дейт, К. Дж. Введение в системы баз данных / К. Дж. Дейт. – М.: Вильямс, 2020. – 1328 с.</w:t>
       </w:r>
     </w:p>
     <w:p>
       <w:pPr>
-        <w:pStyle w:val="a8"/>
         <w:numPr>
           <w:ilvl w:val="0"/>
-          <w:numId w:val="10"/>
+          <w:numId w:val="35"/>
         </w:numPr>
         <w:ind w:left="357" w:hanging="357"/>
-      </w:pPr>
-      <w:r>
+        <w:contextualSpacing/>
+        <w:rPr>
+          <w:rFonts w:eastAsia="Calibri" w:cs="Times New Roman"/>
+        </w:rPr>
+      </w:pPr>
+      <w:r>
+        <w:rPr>
+          <w:rFonts w:eastAsia="Calibri" w:cs="Times New Roman"/>
+        </w:rPr>
         <w:t>Кузнецов, С. Д. Базы данных: учебник / С. Д. Кузнецов. – М.: Академия, 2021. – 496 с.</w:t>
       </w:r>
     </w:p>
     <w:p>
       <w:pPr>
-        <w:pStyle w:val="a8"/>
         <w:numPr>
           <w:ilvl w:val="0"/>
-          <w:numId w:val="10"/>
+          <w:numId w:val="35"/>
         </w:numPr>
         <w:ind w:left="357" w:hanging="357"/>
-      </w:pPr>
-      <w:r>
+        <w:contextualSpacing/>
+        <w:rPr>
+          <w:rFonts w:eastAsia="Calibri" w:cs="Times New Roman"/>
+        </w:rPr>
+      </w:pPr>
+      <w:r>
+        <w:rPr>
+          <w:rFonts w:eastAsia="Calibri" w:cs="Times New Roman"/>
+        </w:rPr>
         <w:t>Мак-Дональд, М. WPF: базовый курс / М. Мак-Дональд. – М.: Вильямс, 2021. – 1056 с.</w:t>
       </w:r>
     </w:p>
     <w:p>
       <w:pPr>
-        <w:pStyle w:val="a8"/>
         <w:numPr>
           <w:ilvl w:val="0"/>
-          <w:numId w:val="10"/>
+          <w:numId w:val="35"/>
         </w:numPr>
         <w:ind w:left="357" w:hanging="357"/>
-        <w:rPr>
-          <w:lang w:val="en-US"/>
-        </w:rPr>
-      </w:pPr>
-      <w:r>
-        <w:rPr>
-          <w:lang w:val="en-US"/>
-        </w:rPr>
-        <w:t>Microsoft Documentation. .NET Documentation [</w:t>
-      </w:r>
-      <w:r>
-        <w:t>Электронный</w:t>
-      </w:r>
-      <w:r>
-        <w:rPr>
-          <w:lang w:val="en-US"/>
+        <w:contextualSpacing/>
+        <w:rPr>
+          <w:rFonts w:eastAsia="Calibri" w:cs="Times New Roman"/>
+        </w:rPr>
+      </w:pPr>
+      <w:r>
+        <w:rPr>
+          <w:rFonts w:eastAsia="Calibri" w:cs="Times New Roman"/>
+          <w:lang w:val="en-US"/>
+        </w:rPr>
+        <w:t>Microsoft</w:t>
+      </w:r>
+      <w:r>
+        <w:rPr>
+          <w:rFonts w:eastAsia="Calibri" w:cs="Times New Roman"/>
         </w:rPr>
         <w:t xml:space="preserve"> </w:t>
       </w:r>
       <w:r>
-        <w:t>ресурс</w:t>
-      </w:r>
-      <w:r>
-        <w:rPr>
-          <w:lang w:val="en-US"/>
-        </w:rPr>
-        <w:t xml:space="preserve">]. – </w:t>
-      </w:r>
-      <w:r>
-        <w:t>Режим</w:t>
-      </w:r>
-      <w:r>
-        <w:rPr>
-          <w:lang w:val="en-US"/>
+        <w:rPr>
+          <w:rFonts w:eastAsia="Calibri" w:cs="Times New Roman"/>
+          <w:lang w:val="en-US"/>
+        </w:rPr>
+        <w:t>Documentation</w:t>
+      </w:r>
+      <w:r>
+        <w:rPr>
+          <w:rFonts w:eastAsia="Calibri" w:cs="Times New Roman"/>
+        </w:rPr>
+        <w:t>. .</w:t>
+      </w:r>
+      <w:r>
+        <w:rPr>
+          <w:rFonts w:eastAsia="Calibri" w:cs="Times New Roman"/>
+          <w:lang w:val="en-US"/>
+        </w:rPr>
+        <w:t>NET</w:t>
+      </w:r>
+      <w:r>
+        <w:rPr>
+          <w:rFonts w:eastAsia="Calibri" w:cs="Times New Roman"/>
         </w:rPr>
         <w:t xml:space="preserve"> </w:t>
       </w:r>
       <w:r>
-        <w:t>доступа</w:t>
-      </w:r>
-      <w:r>
-        <w:rPr>
-          <w:lang w:val="en-US"/>
-        </w:rPr>
-        <w:t>: https://learn.microsoft.com/</w:t>
-      </w:r>
-    </w:p>
-    <w:p>
-      <w:pPr>
-        <w:pStyle w:val="a8"/>
+        <w:rPr>
+          <w:rFonts w:eastAsia="Calibri" w:cs="Times New Roman"/>
+          <w:lang w:val="en-US"/>
+        </w:rPr>
+        <w:t>Documentation</w:t>
+      </w:r>
+      <w:r>
+        <w:rPr>
+          <w:rFonts w:eastAsia="Calibri" w:cs="Times New Roman"/>
+        </w:rPr>
+        <w:t xml:space="preserve"> [Электронный ресурс]. – Режим доступа: </w:t>
+      </w:r>
+      <w:hyperlink r:id="rId39" w:history="1">
+        <w:r>
+          <w:rPr>
+            <w:rFonts w:eastAsia="Calibri" w:cs="Times New Roman"/>
+            <w:color w:val="0563C1" w:themeColor="hyperlink"/>
+            <w:u w:val="single"/>
+            <w:lang w:val="en-US"/>
+          </w:rPr>
+          <w:t>https</w:t>
+        </w:r>
+        <w:r>
+          <w:rPr>
+            <w:rFonts w:eastAsia="Calibri" w:cs="Times New Roman"/>
+            <w:color w:val="0563C1" w:themeColor="hyperlink"/>
+            <w:u w:val="single"/>
+          </w:rPr>
+          <w:t>://</w:t>
+        </w:r>
+        <w:r>
+          <w:rPr>
+            <w:rFonts w:eastAsia="Calibri" w:cs="Times New Roman"/>
+            <w:color w:val="0563C1" w:themeColor="hyperlink"/>
+            <w:u w:val="single"/>
+            <w:lang w:val="en-US"/>
+          </w:rPr>
+          <w:t>learn</w:t>
+        </w:r>
+        <w:r>
+          <w:rPr>
+            <w:rFonts w:eastAsia="Calibri" w:cs="Times New Roman"/>
+            <w:color w:val="0563C1" w:themeColor="hyperlink"/>
+            <w:u w:val="single"/>
+          </w:rPr>
+          <w:t>.</w:t>
+        </w:r>
+        <w:r>
+          <w:rPr>
+            <w:rFonts w:eastAsia="Calibri" w:cs="Times New Roman"/>
+            <w:color w:val="0563C1" w:themeColor="hyperlink"/>
+            <w:u w:val="single"/>
+            <w:lang w:val="en-US"/>
+          </w:rPr>
+          <w:t>microsoft</w:t>
+        </w:r>
+        <w:r>
+          <w:rPr>
+            <w:rFonts w:eastAsia="Calibri" w:cs="Times New Roman"/>
+            <w:color w:val="0563C1" w:themeColor="hyperlink"/>
+            <w:u w:val="single"/>
+          </w:rPr>
+          <w:t>.</w:t>
+        </w:r>
+        <w:r>
+          <w:rPr>
+            <w:rFonts w:eastAsia="Calibri" w:cs="Times New Roman"/>
+            <w:color w:val="0563C1" w:themeColor="hyperlink"/>
+            <w:u w:val="single"/>
+            <w:lang w:val="en-US"/>
+          </w:rPr>
+          <w:t>com</w:t>
+        </w:r>
+        <w:r>
+          <w:rPr>
+            <w:rFonts w:eastAsia="Calibri" w:cs="Times New Roman"/>
+            <w:color w:val="0563C1" w:themeColor="hyperlink"/>
+            <w:u w:val="single"/>
+          </w:rPr>
+          <w:t>/</w:t>
+        </w:r>
+      </w:hyperlink>
+      <w:r>
+        <w:rPr>
+          <w:rFonts w:eastAsia="Calibri" w:cs="Times New Roman"/>
+        </w:rPr>
+        <w:t xml:space="preserve"> (дата обращения: 20.05.2026).</w:t>
+      </w:r>
+    </w:p>
+    <w:p>
+      <w:pPr>
         <w:numPr>
           <w:ilvl w:val="0"/>
-          <w:numId w:val="10"/>
+          <w:numId w:val="35"/>
         </w:numPr>
         <w:ind w:left="357" w:hanging="357"/>
-      </w:pPr>
-      <w:r>
-        <w:t>(дата обращения: 28.05.2026).</w:t>
-      </w:r>
-    </w:p>
-    <w:p>
-      <w:pPr>
-        <w:pStyle w:val="a8"/>
+        <w:contextualSpacing/>
+        <w:rPr>
+          <w:rFonts w:eastAsia="Calibri" w:cs="Times New Roman"/>
+        </w:rPr>
+      </w:pPr>
+      <w:r>
+        <w:rPr>
+          <w:rFonts w:eastAsia="Calibri" w:cs="Times New Roman"/>
+        </w:rPr>
+        <w:t xml:space="preserve">Microsoft Documentation. C# Documentation [Электронный ресурс]. – Режим доступа: </w:t>
+      </w:r>
+      <w:hyperlink r:id="rId40" w:history="1">
+        <w:r>
+          <w:rPr>
+            <w:rFonts w:eastAsia="Calibri" w:cs="Times New Roman"/>
+            <w:color w:val="0563C1" w:themeColor="hyperlink"/>
+            <w:u w:val="single"/>
+          </w:rPr>
+          <w:t>https://learn.microsoft.com/</w:t>
+        </w:r>
+      </w:hyperlink>
+      <w:r>
+        <w:rPr>
+          <w:rFonts w:eastAsia="Calibri" w:cs="Times New Roman"/>
+        </w:rPr>
+        <w:t xml:space="preserve"> (дата обращения: 21.05.2026).</w:t>
+      </w:r>
+    </w:p>
+    <w:p>
+      <w:pPr>
         <w:numPr>
           <w:ilvl w:val="0"/>
-          <w:numId w:val="10"/>
+          <w:numId w:val="35"/>
         </w:numPr>
         <w:ind w:left="357" w:hanging="357"/>
-      </w:pPr>
-      <w:r>
-        <w:t>Microsoft Documentation. C# Documentation [Электронный ресурс]. – Режим доступа: https://learn.microsoft.com/</w:t>
-      </w:r>
-    </w:p>
-    <w:p>
-      <w:pPr>
-        <w:pStyle w:val="a8"/>
+        <w:contextualSpacing/>
+        <w:rPr>
+          <w:rFonts w:eastAsia="Calibri" w:cs="Times New Roman"/>
+        </w:rPr>
+      </w:pPr>
+      <w:r>
+        <w:rPr>
+          <w:rFonts w:eastAsia="Calibri" w:cs="Times New Roman"/>
+          <w:lang w:val="en-US"/>
+        </w:rPr>
+        <w:t>Microsoft</w:t>
+      </w:r>
+      <w:r>
+        <w:rPr>
+          <w:rFonts w:eastAsia="Calibri" w:cs="Times New Roman"/>
+        </w:rPr>
+        <w:t xml:space="preserve"> </w:t>
+      </w:r>
+      <w:r>
+        <w:rPr>
+          <w:rFonts w:eastAsia="Calibri" w:cs="Times New Roman"/>
+          <w:lang w:val="en-US"/>
+        </w:rPr>
+        <w:t>Documentation</w:t>
+      </w:r>
+      <w:r>
+        <w:rPr>
+          <w:rFonts w:eastAsia="Calibri" w:cs="Times New Roman"/>
+        </w:rPr>
+        <w:t xml:space="preserve">. </w:t>
+      </w:r>
+      <w:r>
+        <w:rPr>
+          <w:rFonts w:eastAsia="Calibri" w:cs="Times New Roman"/>
+          <w:lang w:val="en-US"/>
+        </w:rPr>
+        <w:t>Entity</w:t>
+      </w:r>
+      <w:r>
+        <w:rPr>
+          <w:rFonts w:eastAsia="Calibri" w:cs="Times New Roman"/>
+        </w:rPr>
+        <w:t xml:space="preserve"> </w:t>
+      </w:r>
+      <w:r>
+        <w:rPr>
+          <w:rFonts w:eastAsia="Calibri" w:cs="Times New Roman"/>
+          <w:lang w:val="en-US"/>
+        </w:rPr>
+        <w:t>Framework</w:t>
+      </w:r>
+      <w:r>
+        <w:rPr>
+          <w:rFonts w:eastAsia="Calibri" w:cs="Times New Roman"/>
+        </w:rPr>
+        <w:t xml:space="preserve"> </w:t>
+      </w:r>
+      <w:r>
+        <w:rPr>
+          <w:rFonts w:eastAsia="Calibri" w:cs="Times New Roman"/>
+          <w:lang w:val="en-US"/>
+        </w:rPr>
+        <w:t>Core</w:t>
+      </w:r>
+      <w:r>
+        <w:rPr>
+          <w:rFonts w:eastAsia="Calibri" w:cs="Times New Roman"/>
+        </w:rPr>
+        <w:t xml:space="preserve"> </w:t>
+      </w:r>
+      <w:r>
+        <w:rPr>
+          <w:rFonts w:eastAsia="Calibri" w:cs="Times New Roman"/>
+          <w:lang w:val="en-US"/>
+        </w:rPr>
+        <w:t>Documentation</w:t>
+      </w:r>
+      <w:r>
+        <w:rPr>
+          <w:rFonts w:eastAsia="Calibri" w:cs="Times New Roman"/>
+        </w:rPr>
+        <w:t xml:space="preserve"> [Электронный ресурс]. – Режим доступа: </w:t>
+      </w:r>
+      <w:hyperlink r:id="rId41" w:history="1">
+        <w:r>
+          <w:rPr>
+            <w:rFonts w:eastAsia="Calibri" w:cs="Times New Roman"/>
+            <w:color w:val="0563C1" w:themeColor="hyperlink"/>
+            <w:u w:val="single"/>
+            <w:lang w:val="en-US"/>
+          </w:rPr>
+          <w:t>https</w:t>
+        </w:r>
+        <w:r>
+          <w:rPr>
+            <w:rFonts w:eastAsia="Calibri" w:cs="Times New Roman"/>
+            <w:color w:val="0563C1" w:themeColor="hyperlink"/>
+            <w:u w:val="single"/>
+          </w:rPr>
+          <w:t>://</w:t>
+        </w:r>
+        <w:r>
+          <w:rPr>
+            <w:rFonts w:eastAsia="Calibri" w:cs="Times New Roman"/>
+            <w:color w:val="0563C1" w:themeColor="hyperlink"/>
+            <w:u w:val="single"/>
+            <w:lang w:val="en-US"/>
+          </w:rPr>
+          <w:t>learn</w:t>
+        </w:r>
+        <w:r>
+          <w:rPr>
+            <w:rFonts w:eastAsia="Calibri" w:cs="Times New Roman"/>
+            <w:color w:val="0563C1" w:themeColor="hyperlink"/>
+            <w:u w:val="single"/>
+          </w:rPr>
+          <w:t>.</w:t>
+        </w:r>
+        <w:r>
+          <w:rPr>
+            <w:rFonts w:eastAsia="Calibri" w:cs="Times New Roman"/>
+            <w:color w:val="0563C1" w:themeColor="hyperlink"/>
+            <w:u w:val="single"/>
+            <w:lang w:val="en-US"/>
+          </w:rPr>
+          <w:t>microsoft</w:t>
+        </w:r>
+        <w:r>
+          <w:rPr>
+            <w:rFonts w:eastAsia="Calibri" w:cs="Times New Roman"/>
+            <w:color w:val="0563C1" w:themeColor="hyperlink"/>
+            <w:u w:val="single"/>
+          </w:rPr>
+          <w:t>.</w:t>
+        </w:r>
+        <w:r>
+          <w:rPr>
+            <w:rFonts w:eastAsia="Calibri" w:cs="Times New Roman"/>
+            <w:color w:val="0563C1" w:themeColor="hyperlink"/>
+            <w:u w:val="single"/>
+            <w:lang w:val="en-US"/>
+          </w:rPr>
+          <w:t>com</w:t>
+        </w:r>
+        <w:r>
+          <w:rPr>
+            <w:rFonts w:eastAsia="Calibri" w:cs="Times New Roman"/>
+            <w:color w:val="0563C1" w:themeColor="hyperlink"/>
+            <w:u w:val="single"/>
+          </w:rPr>
+          <w:t>/</w:t>
+        </w:r>
+      </w:hyperlink>
+      <w:r>
+        <w:rPr>
+          <w:rFonts w:eastAsia="Calibri" w:cs="Times New Roman"/>
+        </w:rPr>
+        <w:t xml:space="preserve"> (дата обращения: 21.05.2026).</w:t>
+      </w:r>
+    </w:p>
+    <w:p>
+      <w:pPr>
         <w:numPr>
           <w:ilvl w:val="0"/>
-          <w:numId w:val="10"/>
+          <w:numId w:val="35"/>
         </w:numPr>
         <w:ind w:left="357" w:hanging="357"/>
-      </w:pPr>
-      <w:r>
-        <w:t>(дата обращения: 28.05.2026).</w:t>
-      </w:r>
-    </w:p>
-    <w:p>
-      <w:pPr>
-        <w:pStyle w:val="a8"/>
+        <w:contextualSpacing/>
+        <w:rPr>
+          <w:rFonts w:eastAsia="Calibri" w:cs="Times New Roman"/>
+        </w:rPr>
+      </w:pPr>
+      <w:r>
+        <w:rPr>
+          <w:rFonts w:eastAsia="Calibri" w:cs="Times New Roman"/>
+          <w:lang w:val="en-US"/>
+        </w:rPr>
+        <w:t>Microsoft</w:t>
+      </w:r>
+      <w:r>
+        <w:rPr>
+          <w:rFonts w:eastAsia="Calibri" w:cs="Times New Roman"/>
+        </w:rPr>
+        <w:t xml:space="preserve"> </w:t>
+      </w:r>
+      <w:r>
+        <w:rPr>
+          <w:rFonts w:eastAsia="Calibri" w:cs="Times New Roman"/>
+          <w:lang w:val="en-US"/>
+        </w:rPr>
+        <w:t>Documentation</w:t>
+      </w:r>
+      <w:r>
+        <w:rPr>
+          <w:rFonts w:eastAsia="Calibri" w:cs="Times New Roman"/>
+        </w:rPr>
+        <w:t xml:space="preserve">. </w:t>
+      </w:r>
+      <w:r>
+        <w:rPr>
+          <w:rFonts w:eastAsia="Calibri" w:cs="Times New Roman"/>
+          <w:lang w:val="en-US"/>
+        </w:rPr>
+        <w:t>SQL</w:t>
+      </w:r>
+      <w:r>
+        <w:rPr>
+          <w:rFonts w:eastAsia="Calibri" w:cs="Times New Roman"/>
+        </w:rPr>
+        <w:t xml:space="preserve"> </w:t>
+      </w:r>
+      <w:r>
+        <w:rPr>
+          <w:rFonts w:eastAsia="Calibri" w:cs="Times New Roman"/>
+          <w:lang w:val="en-US"/>
+        </w:rPr>
+        <w:t>Server</w:t>
+      </w:r>
+      <w:r>
+        <w:rPr>
+          <w:rFonts w:eastAsia="Calibri" w:cs="Times New Roman"/>
+        </w:rPr>
+        <w:t xml:space="preserve"> </w:t>
+      </w:r>
+      <w:r>
+        <w:rPr>
+          <w:rFonts w:eastAsia="Calibri" w:cs="Times New Roman"/>
+          <w:lang w:val="en-US"/>
+        </w:rPr>
+        <w:t>Documentation</w:t>
+      </w:r>
+      <w:r>
+        <w:rPr>
+          <w:rFonts w:eastAsia="Calibri" w:cs="Times New Roman"/>
+        </w:rPr>
+        <w:t xml:space="preserve"> [Электронный ресурс]. – Режим доступа: </w:t>
+      </w:r>
+      <w:hyperlink r:id="rId42" w:history="1">
+        <w:r>
+          <w:rPr>
+            <w:rFonts w:eastAsia="Calibri" w:cs="Times New Roman"/>
+            <w:color w:val="0563C1" w:themeColor="hyperlink"/>
+            <w:u w:val="single"/>
+            <w:lang w:val="en-US"/>
+          </w:rPr>
+          <w:t>https</w:t>
+        </w:r>
+        <w:r>
+          <w:rPr>
+            <w:rFonts w:eastAsia="Calibri" w:cs="Times New Roman"/>
+            <w:color w:val="0563C1" w:themeColor="hyperlink"/>
+            <w:u w:val="single"/>
+          </w:rPr>
+          <w:t>://</w:t>
+        </w:r>
+        <w:r>
+          <w:rPr>
+            <w:rFonts w:eastAsia="Calibri" w:cs="Times New Roman"/>
+            <w:color w:val="0563C1" w:themeColor="hyperlink"/>
+            <w:u w:val="single"/>
+            <w:lang w:val="en-US"/>
+          </w:rPr>
+          <w:t>learn</w:t>
+        </w:r>
+        <w:r>
+          <w:rPr>
+            <w:rFonts w:eastAsia="Calibri" w:cs="Times New Roman"/>
+            <w:color w:val="0563C1" w:themeColor="hyperlink"/>
+            <w:u w:val="single"/>
+          </w:rPr>
+          <w:t>.</w:t>
+        </w:r>
+        <w:r>
+          <w:rPr>
+            <w:rFonts w:eastAsia="Calibri" w:cs="Times New Roman"/>
+            <w:color w:val="0563C1" w:themeColor="hyperlink"/>
+            <w:u w:val="single"/>
+            <w:lang w:val="en-US"/>
+          </w:rPr>
+          <w:t>microsoft</w:t>
+        </w:r>
+        <w:r>
+          <w:rPr>
+            <w:rFonts w:eastAsia="Calibri" w:cs="Times New Roman"/>
+            <w:color w:val="0563C1" w:themeColor="hyperlink"/>
+            <w:u w:val="single"/>
+          </w:rPr>
+          <w:t>.</w:t>
+        </w:r>
+        <w:r>
+          <w:rPr>
+            <w:rFonts w:eastAsia="Calibri" w:cs="Times New Roman"/>
+            <w:color w:val="0563C1" w:themeColor="hyperlink"/>
+            <w:u w:val="single"/>
+            <w:lang w:val="en-US"/>
+          </w:rPr>
+          <w:t>com</w:t>
+        </w:r>
+        <w:r>
+          <w:rPr>
+            <w:rFonts w:eastAsia="Calibri" w:cs="Times New Roman"/>
+            <w:color w:val="0563C1" w:themeColor="hyperlink"/>
+            <w:u w:val="single"/>
+          </w:rPr>
+          <w:t>/</w:t>
+        </w:r>
+      </w:hyperlink>
+      <w:r>
+        <w:rPr>
+          <w:rFonts w:eastAsia="Calibri" w:cs="Times New Roman"/>
+        </w:rPr>
+        <w:t xml:space="preserve"> (дата обращения: 22.05.2026).</w:t>
+      </w:r>
+    </w:p>
+    <w:p>
+      <w:pPr>
         <w:numPr>
           <w:ilvl w:val="0"/>
-          <w:numId w:val="10"/>
+          <w:numId w:val="35"/>
         </w:numPr>
         <w:ind w:left="357" w:hanging="357"/>
-        <w:rPr>
-          <w:lang w:val="en-US"/>
-        </w:rPr>
-      </w:pPr>
-      <w:r>
-        <w:rPr>
-          <w:lang w:val="en-US"/>
-        </w:rPr>
-        <w:t>Microsoft Documentation. Entity Framework Core Documentation [</w:t>
-      </w:r>
-      <w:r>
-        <w:t>Электронный</w:t>
-      </w:r>
-      <w:r>
-        <w:rPr>
-          <w:lang w:val="en-US"/>
-        </w:rPr>
-        <w:t xml:space="preserve"> </w:t>
-      </w:r>
-      <w:r>
-        <w:t>ресурс</w:t>
-      </w:r>
-      <w:r>
-        <w:rPr>
-          <w:lang w:val="en-US"/>
-        </w:rPr>
-        <w:t xml:space="preserve">]. – </w:t>
-      </w:r>
-      <w:r>
-        <w:t>Режим</w:t>
-      </w:r>
-      <w:r>
-        <w:rPr>
-          <w:lang w:val="en-US"/>
-        </w:rPr>
-        <w:t xml:space="preserve"> </w:t>
-      </w:r>
-      <w:r>
-        <w:t>доступа</w:t>
-      </w:r>
-      <w:r>
-        <w:rPr>
-          <w:lang w:val="en-US"/>
-        </w:rPr>
-        <w:t>: https://learn.microsoft.com/</w:t>
-      </w:r>
-    </w:p>
-    <w:p>
-      <w:pPr>
-        <w:pStyle w:val="a8"/>
+        <w:contextualSpacing/>
+        <w:rPr>
+          <w:rFonts w:eastAsia="Calibri" w:cs="Times New Roman"/>
+        </w:rPr>
+      </w:pPr>
+      <w:r>
+        <w:rPr>
+          <w:rFonts w:eastAsia="Calibri" w:cs="Times New Roman"/>
+        </w:rPr>
+        <w:t xml:space="preserve">Microsoft Documentation. WPF Documentation [Электронный ресурс]. – Режим доступа: </w:t>
+      </w:r>
+      <w:hyperlink r:id="rId43" w:history="1">
+        <w:r>
+          <w:rPr>
+            <w:rFonts w:eastAsia="Calibri" w:cs="Times New Roman"/>
+            <w:color w:val="0563C1" w:themeColor="hyperlink"/>
+            <w:u w:val="single"/>
+          </w:rPr>
+          <w:t>https://learn.microsoft.com/</w:t>
+        </w:r>
+      </w:hyperlink>
+      <w:r>
+        <w:rPr>
+          <w:rFonts w:eastAsia="Calibri" w:cs="Times New Roman"/>
+        </w:rPr>
+        <w:t xml:space="preserve"> (дата обращения: 23.05.2026).</w:t>
+      </w:r>
+    </w:p>
+    <w:p>
+      <w:pPr>
         <w:numPr>
           <w:ilvl w:val="0"/>
-          <w:numId w:val="10"/>
+          <w:numId w:val="35"/>
         </w:numPr>
         <w:ind w:left="357" w:hanging="357"/>
-      </w:pPr>
-      <w:r>
-        <w:t>(дата обращения: 28.05.2026).</w:t>
-      </w:r>
-    </w:p>
-    <w:p>
-      <w:pPr>
-        <w:pStyle w:val="a8"/>
+        <w:contextualSpacing/>
+        <w:rPr>
+          <w:rFonts w:eastAsia="Calibri" w:cs="Times New Roman"/>
+        </w:rPr>
+      </w:pPr>
+      <w:r>
+        <w:rPr>
+          <w:rFonts w:eastAsia="Calibri" w:cs="Times New Roman"/>
+        </w:rPr>
+        <w:lastRenderedPageBreak/>
+        <w:t>Microsoft SQL Server 2022. Руководство администратора. – М.: Эксмо, 2023. – 784 с.</w:t>
+      </w:r>
+    </w:p>
+    <w:p>
+      <w:pPr>
         <w:numPr>
           <w:ilvl w:val="0"/>
-          <w:numId w:val="10"/>
+          <w:numId w:val="35"/>
         </w:numPr>
         <w:ind w:left="357" w:hanging="357"/>
-        <w:rPr>
-          <w:lang w:val="en-US"/>
-        </w:rPr>
-      </w:pPr>
-      <w:r>
-        <w:rPr>
-          <w:lang w:val="en-US"/>
-        </w:rPr>
-        <w:t>Microsoft Documentation. SQL Server Documentation [</w:t>
-      </w:r>
-      <w:r>
-        <w:t>Электронный</w:t>
-      </w:r>
-      <w:r>
-        <w:rPr>
-          <w:lang w:val="en-US"/>
-        </w:rPr>
-        <w:t xml:space="preserve"> </w:t>
-      </w:r>
-      <w:r>
-        <w:t>ресурс</w:t>
-      </w:r>
-      <w:r>
-        <w:rPr>
-          <w:lang w:val="en-US"/>
-        </w:rPr>
-        <w:t xml:space="preserve">]. – </w:t>
-      </w:r>
-      <w:r>
-        <w:t>Режим</w:t>
-      </w:r>
-      <w:r>
-        <w:rPr>
-          <w:lang w:val="en-US"/>
-        </w:rPr>
-        <w:t xml:space="preserve"> </w:t>
-      </w:r>
-      <w:r>
-        <w:t>доступа</w:t>
-      </w:r>
-      <w:r>
-        <w:rPr>
-          <w:lang w:val="en-US"/>
-        </w:rPr>
-        <w:t>: https://learn.microsoft.com/</w:t>
-      </w:r>
-    </w:p>
-    <w:p>
-      <w:pPr>
-        <w:pStyle w:val="a8"/>
+        <w:contextualSpacing/>
+        <w:rPr>
+          <w:rFonts w:eastAsia="Calibri" w:cs="Times New Roman"/>
+        </w:rPr>
+      </w:pPr>
+      <w:r>
+        <w:rPr>
+          <w:rFonts w:eastAsia="Calibri" w:cs="Times New Roman"/>
+        </w:rPr>
+        <w:t>Павловская, Т. А. C#. Программирование на языке высокого уровня / Т. А. Павловская. – СПб.: Питер, 2022. – 432 с.</w:t>
+      </w:r>
+    </w:p>
+    <w:p>
+      <w:pPr>
         <w:numPr>
           <w:ilvl w:val="0"/>
-          <w:numId w:val="10"/>
+          <w:numId w:val="35"/>
         </w:numPr>
         <w:ind w:left="357" w:hanging="357"/>
-      </w:pPr>
-      <w:r>
-        <w:t>(дата обращения: 28.05.2026).</w:t>
-      </w:r>
-    </w:p>
-    <w:p>
-      <w:pPr>
-        <w:pStyle w:val="a8"/>
+        <w:contextualSpacing/>
+        <w:rPr>
+          <w:rFonts w:eastAsia="Calibri" w:cs="Times New Roman"/>
+        </w:rPr>
+      </w:pPr>
+      <w:r>
+        <w:rPr>
+          <w:rFonts w:eastAsia="Calibri" w:cs="Times New Roman"/>
+        </w:rPr>
+        <w:t>Петцольд, Ч. Программирование для Windows на C# / Ч. Петцольд. – СПб.: Питер, 2020. – 912 с.</w:t>
+      </w:r>
+    </w:p>
+    <w:p>
+      <w:pPr>
         <w:numPr>
           <w:ilvl w:val="0"/>
-          <w:numId w:val="10"/>
+          <w:numId w:val="35"/>
         </w:numPr>
         <w:ind w:left="357" w:hanging="357"/>
-      </w:pPr>
-      <w:r>
-        <w:lastRenderedPageBreak/>
-        <w:t>Microsoft Documentation. WPF Documentation [Электронный ресурс]. – Режим доступа: https://learn.microsoft.com/</w:t>
-      </w:r>
-    </w:p>
-    <w:p>
-      <w:pPr>
-        <w:pStyle w:val="a8"/>
+        <w:contextualSpacing/>
+        <w:rPr>
+          <w:rFonts w:eastAsia="Calibri" w:cs="Times New Roman"/>
+        </w:rPr>
+      </w:pPr>
+      <w:r>
+        <w:rPr>
+          <w:rFonts w:eastAsia="Calibri" w:cs="Times New Roman"/>
+        </w:rPr>
+        <w:t>Прайс, М. C# 10 и .NET 6. Современная кроссплатформенная разработка / М. Прайс. – СПб.: Питер, 2023. – 832 с.</w:t>
+      </w:r>
+    </w:p>
+    <w:p>
+      <w:pPr>
         <w:numPr>
           <w:ilvl w:val="0"/>
-          <w:numId w:val="10"/>
+          <w:numId w:val="35"/>
         </w:numPr>
         <w:ind w:left="357" w:hanging="357"/>
-      </w:pPr>
-      <w:r>
-        <w:t>(дата обращения: 28.05.2026).</w:t>
-      </w:r>
-    </w:p>
-    <w:p>
-      <w:pPr>
-        <w:pStyle w:val="a8"/>
+        <w:contextualSpacing/>
+        <w:rPr>
+          <w:rFonts w:eastAsia="Calibri" w:cs="Times New Roman"/>
+        </w:rPr>
+      </w:pPr>
+      <w:r>
+        <w:rPr>
+          <w:rFonts w:eastAsia="Calibri" w:cs="Times New Roman"/>
+        </w:rPr>
+        <w:t>Рихтер</w:t>
+      </w:r>
+      <w:r>
+        <w:rPr>
+          <w:rFonts w:eastAsia="Calibri" w:cs="Times New Roman"/>
+          <w:lang w:val="en-US"/>
+        </w:rPr>
+        <w:t xml:space="preserve">, </w:t>
+      </w:r>
+      <w:r>
+        <w:rPr>
+          <w:rFonts w:eastAsia="Calibri" w:cs="Times New Roman"/>
+        </w:rPr>
+        <w:t>Д</w:t>
+      </w:r>
+      <w:r>
+        <w:rPr>
+          <w:rFonts w:eastAsia="Calibri" w:cs="Times New Roman"/>
+          <w:lang w:val="en-US"/>
+        </w:rPr>
+        <w:t xml:space="preserve">. CLR via C#. </w:t>
+      </w:r>
+      <w:r>
+        <w:rPr>
+          <w:rFonts w:eastAsia="Calibri" w:cs="Times New Roman"/>
+        </w:rPr>
+        <w:t>Программирование на платформе Microsoft .NET Framework / Д. Рихтер. – СПб.: Питер, 2021. – 896 с.</w:t>
+      </w:r>
+    </w:p>
+    <w:p>
+      <w:pPr>
         <w:numPr>
           <w:ilvl w:val="0"/>
-          <w:numId w:val="10"/>
+          <w:numId w:val="35"/>
         </w:numPr>
         <w:ind w:left="357" w:hanging="357"/>
-      </w:pPr>
-      <w:r>
-        <w:t>Microsoft SQL Server 2022. Руководство администратора. – М.: Эксмо, 2023. – 784 с.</w:t>
-      </w:r>
-    </w:p>
-    <w:p>
-      <w:pPr>
-        <w:pStyle w:val="a8"/>
+        <w:contextualSpacing/>
+        <w:rPr>
+          <w:rFonts w:eastAsia="Calibri" w:cs="Times New Roman"/>
+        </w:rPr>
+      </w:pPr>
+      <w:r>
+        <w:rPr>
+          <w:rFonts w:eastAsia="Calibri" w:cs="Times New Roman"/>
+        </w:rPr>
+        <w:t>Силбершатц, А. Концепции систем баз данных / А. Силбершатц. – М.: Вильямс, 2021. – 1440 с.</w:t>
+      </w:r>
+    </w:p>
+    <w:p>
+      <w:pPr>
         <w:numPr>
           <w:ilvl w:val="0"/>
-          <w:numId w:val="10"/>
+          <w:numId w:val="35"/>
         </w:numPr>
         <w:ind w:left="357" w:hanging="357"/>
-      </w:pPr>
-      <w:r>
-        <w:t>Павловская, Т. А. C#. Программирование на языке высокого уровня / Т. А. Павловская. – СПб.: Питер, 2022. – 432 с.</w:t>
-      </w:r>
-    </w:p>
-    <w:p>
-      <w:pPr>
-        <w:pStyle w:val="a8"/>
-        <w:numPr>
-          <w:ilvl w:val="0"/>
-          <w:numId w:val="10"/>
-        </w:numPr>
-        <w:ind w:left="357" w:hanging="357"/>
-      </w:pPr>
-      <w:r>
-        <w:t>Петцольд, Ч. Программирование для Windows на C# / Ч. Петцольд. – СПб.: Питер, 2020. – 912 с.</w:t>
-      </w:r>
-    </w:p>
-    <w:p>
-      <w:pPr>
-        <w:pStyle w:val="a8"/>
-        <w:numPr>
-          <w:ilvl w:val="0"/>
-          <w:numId w:val="10"/>
-        </w:numPr>
-        <w:ind w:left="357" w:hanging="357"/>
-      </w:pPr>
-      <w:r>
-        <w:t>Прайс, М. C# 10 и .NET 6. Современная кроссплатформенная разработка / М. Прайс. – СПб.: Питер, 2023. – 832 с.</w:t>
-      </w:r>
-    </w:p>
-    <w:p>
-      <w:pPr>
-        <w:pStyle w:val="a8"/>
-        <w:numPr>
-          <w:ilvl w:val="0"/>
-          <w:numId w:val="10"/>
-        </w:numPr>
-        <w:ind w:left="357" w:hanging="357"/>
-      </w:pPr>
-      <w:r>
-        <w:t>Рихтер</w:t>
-      </w:r>
-      <w:r>
-        <w:rPr>
-          <w:lang w:val="en-US"/>
-        </w:rPr>
-        <w:t xml:space="preserve">, </w:t>
-      </w:r>
-      <w:r>
-        <w:t>Д</w:t>
-      </w:r>
-      <w:r>
-        <w:rPr>
-          <w:lang w:val="en-US"/>
-        </w:rPr>
-        <w:t xml:space="preserve">. CLR via C#. </w:t>
-      </w:r>
-      <w:r>
-        <w:t>Программирование на платформе Microsoft .NET Framework / Д. Рихтер. – СПб.: Питер, 2021. – 896 с.</w:t>
-      </w:r>
-    </w:p>
-    <w:p>
-      <w:pPr>
-        <w:pStyle w:val="a8"/>
-        <w:numPr>
-          <w:ilvl w:val="0"/>
-          <w:numId w:val="10"/>
-        </w:numPr>
-        <w:ind w:left="357" w:hanging="357"/>
-      </w:pPr>
-      <w:r>
-        <w:t>Силбершатц, А. Концепции систем баз данных / А. Силбершатц. – М.: Вильямс, 2021. – 1440 с.</w:t>
-      </w:r>
-    </w:p>
-    <w:p>
-      <w:pPr>
-        <w:pStyle w:val="a8"/>
-        <w:numPr>
-          <w:ilvl w:val="0"/>
-          <w:numId w:val="10"/>
-        </w:numPr>
-        <w:ind w:left="357" w:hanging="357"/>
-      </w:pPr>
-      <w:r>
+        <w:contextualSpacing/>
+        <w:rPr>
+          <w:rFonts w:eastAsia="Calibri" w:cs="Times New Roman"/>
+        </w:rPr>
+      </w:pPr>
+      <w:r>
+        <w:rPr>
+          <w:rFonts w:eastAsia="Calibri" w:cs="Times New Roman"/>
+        </w:rPr>
         <w:t>Троелсен, Э. Язык программирования C# 12 и платформа .NET 8 / Э. Троелсен, Ф. Джепикс. – СПб.: Питер, 2024. – 1152 с.</w:t>
       </w:r>
-    </w:p>
-    <w:p>
-      <w:pPr>
-        <w:pStyle w:val="a8"/>
-        <w:numPr>
-          <w:ilvl w:val="0"/>
-          <w:numId w:val="10"/>
-        </w:numPr>
-        <w:ind w:left="357" w:hanging="357"/>
-      </w:pPr>
-      <w:r>
-        <w:t>Федеральный закон Российской Федерации от 22.10.2004 №125-ФЗ «Об архивном деле в Российской Федерации». – М.: Омега-Л, 2024. – 64 с.</w:t>
-      </w:r>
-    </w:p>
-    <w:p>
-      <w:pPr>
-        <w:pStyle w:val="a8"/>
-        <w:numPr>
-          <w:ilvl w:val="0"/>
-          <w:numId w:val="10"/>
-        </w:numPr>
-        <w:ind w:left="357" w:hanging="357"/>
-      </w:pPr>
-      <w:r>
-        <w:t>Федеральный закон Российской Федерации от 27.07.2006 №149-ФЗ «Об информации, информационных технологиях и о защите информации». – М.: Проспект, 2024. – 48 с.</w:t>
-      </w:r>
-    </w:p>
-    <w:p>
-      <w:pPr>
-        <w:pStyle w:val="a8"/>
-        <w:numPr>
-          <w:ilvl w:val="0"/>
-          <w:numId w:val="10"/>
-        </w:numPr>
-        <w:ind w:left="357" w:hanging="357"/>
-      </w:pPr>
-      <w:r>
-        <w:t>Фаулер, М. UML. Основы / М. Фаулер. – СПб.: Символ-Плюс, 2020. – 192 с.</w:t>
-      </w:r>
-    </w:p>
-    <w:p>
-      <w:pPr>
-        <w:pStyle w:val="a8"/>
-        <w:numPr>
-          <w:ilvl w:val="0"/>
-          <w:numId w:val="10"/>
-        </w:numPr>
-        <w:ind w:left="357" w:hanging="357"/>
-      </w:pPr>
-      <w:r>
-        <w:t>Фримен, А. Entity Framework Core в действии / А. Фримен. – М.: ДМК Пресс, 2022. – 624 с.</w:t>
-      </w:r>
-    </w:p>
-    <w:p>
-      <w:pPr>
-        <w:pStyle w:val="a8"/>
-        <w:numPr>
-          <w:ilvl w:val="0"/>
-          <w:numId w:val="10"/>
-        </w:numPr>
-        <w:ind w:left="357" w:hanging="357"/>
-      </w:pPr>
-      <w:r>
-        <w:t>Шилдт, Г. C# 10. Полное</w:t>
-      </w:r>
-      <w:r>
-        <w:t xml:space="preserve"> руководство / Г. Шилдт. – М.: Вильямс, 2023. – 960 с.</w:t>
-      </w:r>
-    </w:p>
-    <w:p>
-      <w:pPr>
-        <w:suppressAutoHyphens w:val="0"/>
-        <w:spacing w:after="160" w:line="259" w:lineRule="auto"/>
-        <w:ind w:firstLine="0"/>
-        <w:jc w:val="left"/>
-      </w:pPr>
       <w:r>
         <w:br w:type="page"/>
       </w:r>
@@ -56144,7 +56398,7 @@
       </w:pPr>
     </w:p>
     <w:sectPr>
-      <w:footerReference w:type="first" r:id="rId39"/>
+      <w:footerReference w:type="first" r:id="rId44"/>
       <w:pgSz w:w="11906" w:h="16838"/>
       <w:pgMar w:top="1134" w:right="567" w:bottom="1134" w:left="1701" w:header="709" w:footer="709" w:gutter="0"/>
       <w:pgNumType w:start="1"/>
@@ -56345,12 +56599,12 @@
 
 <file path=word/header1.xml><?xml version="1.0" encoding="utf-8"?>
 <w:hdr xmlns:wpc="http://schemas.microsoft.com/office/word/2010/wordprocessingCanvas" xmlns:cx="http://schemas.microsoft.com/office/drawing/2014/chartex" xmlns:cx1="http://schemas.microsoft.com/office/drawing/2015/9/8/chartex" xmlns:cx2="http://schemas.microsoft.com/office/drawing/2015/10/21/chartex" xmlns:cx3="http://schemas.microsoft.com/office/drawing/2016/5/9/chartex" xmlns:cx4="http://schemas.microsoft.com/office/drawing/2016/5/10/chartex" xmlns:cx5="http://schemas.microsoft.com/office/drawing/2016/5/11/chartex" xmlns:cx6="http://schemas.microsoft.com/office/drawing/2016/5/12/chartex" xmlns:cx7="http://schemas.microsoft.com/office/drawing/2016/5/13/chartex" xmlns:cx8="http://schemas.microsoft.com/office/drawing/2016/5/14/chartex" xmlns:mc="http://schemas.openxmlformats.org/markup-compatibility/2006" xmlns:aink="http://schemas.microsoft.com/office/drawing/2016/ink" xmlns:am3d="http://schemas.microsoft.com/office/drawing/2017/model3d" xmlns:o="urn:schemas-microsoft-com:office:office" xmlns:oel="http://schemas.microsoft.com/office/2019/extlst" xmlns:r="http://schemas.openxmlformats.org/officeDocument/2006/relationships" xmlns:m="http://schemas.openxmlformats.org/officeDocument/2006/math" xmlns:v="urn:schemas-microsoft-com:vml" xmlns:wp14="http://schemas.microsoft.com/office/word/2010/wordprocessingDrawing" xmlns:wp="http://schemas.openxmlformats.org/drawingml/2006/wordprocessingDrawing" xmlns:w10="urn:schemas-microsoft-com:office:word" xmlns:w="http://schemas.openxmlformats.org/wordprocessingml/2006/main" xmlns:w14="http://schemas.microsoft.com/office/word/2010/wordml" xmlns:w15="http://schemas.microsoft.com/office/word/2012/wordml" xmlns:w16cex="http://schemas.microsoft.com/office/word/2018/wordml/cex" xmlns:w16cid="http://schemas.microsoft.com/office/word/2016/wordml/cid" xmlns:w16="http://schemas.microsoft.com/office/word/2018/wordml" xmlns:w16du="http://schemas.microsoft.com/office/word/2023/wordml/word16du" xmlns:w16sdtdh="http://schemas.microsoft.com/office/word/2020/wordml/sdtdatahash" xmlns:w16sdtfl="http://schemas.microsoft.com/office/word/2024/wordml/sdtformatlock" xmlns:w16se="http://schemas.microsoft.com/office/word/2015/wordml/symex" xmlns:wpg="http://schemas.microsoft.com/office/word/2010/wordprocessingGroup" xmlns:wpi="http://schemas.microsoft.com/office/word/2010/wordprocessingInk" xmlns:wne="http://schemas.microsoft.com/office/word/2006/wordml" xmlns:wps="http://schemas.microsoft.com/office/word/2010/wordprocessingShape" mc:Ignorable="w14 w15 w16se w16cid w16 w16cex w16sdtdh w16sdtfl w16du wp14">
-  <w:bookmarkStart w:id="0" w:name="_Hlk193960177"/>
-  <w:bookmarkStart w:id="1" w:name="_Hlk193960178"/>
   <w:p>
     <w:pPr>
       <w:pStyle w:val="a9"/>
     </w:pPr>
+    <w:bookmarkStart w:id="0" w:name="_Hlk193960177"/>
+    <w:bookmarkStart w:id="1" w:name="_Hlk193960178"/>
     <w:r>
       <w:rPr>
         <w:noProof/>
@@ -60569,6 +60823,36 @@
   </w:num>
   <w:num w:numId="34" w16cid:durableId="2051343831">
     <w:abstractNumId w:val="23"/>
+  </w:num>
+  <w:num w:numId="35" w16cid:durableId="67853016">
+    <w:abstractNumId w:val="0"/>
+    <w:lvlOverride w:ilvl="0">
+      <w:startOverride w:val="1"/>
+    </w:lvlOverride>
+    <w:lvlOverride w:ilvl="1">
+      <w:startOverride w:val="1"/>
+    </w:lvlOverride>
+    <w:lvlOverride w:ilvl="2">
+      <w:startOverride w:val="1"/>
+    </w:lvlOverride>
+    <w:lvlOverride w:ilvl="3">
+      <w:startOverride w:val="1"/>
+    </w:lvlOverride>
+    <w:lvlOverride w:ilvl="4">
+      <w:startOverride w:val="1"/>
+    </w:lvlOverride>
+    <w:lvlOverride w:ilvl="5">
+      <w:startOverride w:val="1"/>
+    </w:lvlOverride>
+    <w:lvlOverride w:ilvl="6">
+      <w:startOverride w:val="1"/>
+    </w:lvlOverride>
+    <w:lvlOverride w:ilvl="7">
+      <w:startOverride w:val="1"/>
+    </w:lvlOverride>
+    <w:lvlOverride w:ilvl="8">
+      <w:startOverride w:val="1"/>
+    </w:lvlOverride>
   </w:num>
   <w:numIdMacAtCleanup w:val="21"/>
 </w:numbering>
